--- a/src/data/documents/5. ĐỊNH LƯỢNG ANTI-TG.docx
+++ b/src/data/documents/5. ĐỊNH LƯỢNG ANTI-TG.docx
@@ -1,10 +1,11 @@
 
 <file path=word/document.xml><?xml version="1.0" encoding="utf-8"?>
-<w:document xmlns:wpc="http://schemas.microsoft.com/office/word/2010/wordprocessingCanvas" xmlns:cx="http://schemas.microsoft.com/office/drawing/2014/chartex" xmlns:mc="http://schemas.openxmlformats.org/markup-compatibility/2006" xmlns:o="urn:schemas-microsoft-com:office:office" xmlns:r="http://schemas.openxmlformats.org/officeDocument/2006/relationships" xmlns:m="http://schemas.openxmlformats.org/officeDocument/2006/math" xmlns:v="urn:schemas-microsoft-com:vml" xmlns:wp14="http://schemas.microsoft.com/office/word/2010/wordprocessingDrawing" xmlns:wp="http://schemas.openxmlformats.org/drawingml/2006/wordprocessingDrawing" xmlns:w10="urn:schemas-microsoft-com:office:word" xmlns:w="http://schemas.openxmlformats.org/wordprocessingml/2006/main" xmlns:w14="http://schemas.microsoft.com/office/word/2010/wordml" xmlns:w15="http://schemas.microsoft.com/office/word/2012/wordml" xmlns:w16se="http://schemas.microsoft.com/office/word/2015/wordml/symex" xmlns:wpg="http://schemas.microsoft.com/office/word/2010/wordprocessingGroup" xmlns:wpi="http://schemas.microsoft.com/office/word/2010/wordprocessingInk" xmlns:wne="http://schemas.microsoft.com/office/word/2006/wordml" xmlns:wps="http://schemas.microsoft.com/office/word/2010/wordprocessingShape" mc:Ignorable="w14 w15 w16se wp14">
+<w:document xmlns:o="urn:schemas-microsoft-com:office:office" xmlns:r="http://schemas.openxmlformats.org/officeDocument/2006/relationships" xmlns:v="urn:schemas-microsoft-com:vml" xmlns:w="http://schemas.openxmlformats.org/wordprocessingml/2006/main" xmlns:w10="urn:schemas-microsoft-com:office:word" xmlns:wp="http://schemas.openxmlformats.org/drawingml/2006/wordprocessingDrawing" xmlns:pic="http://schemas.openxmlformats.org/drawingml/2006/picture" xmlns:wps="http://schemas.microsoft.com/office/word/2010/wordprocessingShape" xmlns:wpg="http://schemas.microsoft.com/office/word/2010/wordprocessingGroup" xmlns:mc="http://schemas.openxmlformats.org/markup-compatibility/2006" xmlns:wp14="http://schemas.microsoft.com/office/word/2010/wordprocessingDrawing" xmlns:w14="http://schemas.microsoft.com/office/word/2010/wordml" xmlns:w15="http://schemas.microsoft.com/office/word/2012/wordml" mc:Ignorable="w14 wp14 w15">
   <w:body>
     <w:p>
       <w:pPr>
-        <w:spacing w:after="0" w:line="240" w:lineRule="auto"/>
+        <w:pStyle w:val="Normal"/>
+        <w:spacing w:lineRule="auto" w:line="240" w:before="0" w:after="0"/>
         <w:jc w:val="center"/>
         <w:rPr>
           <w:rFonts w:eastAsia="Times New Roman" w:cs="Times New Roman"/>
@@ -25,30 +26,40 @@
     </w:p>
     <w:p>
       <w:pPr>
-        <w:spacing w:after="0" w:line="240" w:lineRule="auto"/>
-        <w:jc w:val="left"/>
-        <w:rPr>
-          <w:rFonts w:eastAsia="Times New Roman" w:cs="Times New Roman"/>
-          <w:szCs w:val="26"/>
-        </w:rPr>
-      </w:pPr>
-    </w:p>
-    <w:p>
-      <w:pPr>
+        <w:pStyle w:val="Normal"/>
+        <w:spacing w:lineRule="auto" w:line="240" w:before="0" w:after="0"/>
+        <w:jc w:val="start"/>
+        <w:rPr>
+          <w:rFonts w:eastAsia="Times New Roman" w:cs="Times New Roman"/>
+          <w:szCs w:val="26"/>
+        </w:rPr>
+      </w:pPr>
+      <w:r>
+        <w:rPr>
+          <w:rFonts w:eastAsia="Times New Roman" w:cs="Times New Roman"/>
+          <w:szCs w:val="26"/>
+        </w:rPr>
+      </w:r>
+    </w:p>
+    <w:p>
+      <w:pPr>
+        <w:pStyle w:val="Normal"/>
         <w:numPr>
           <w:ilvl w:val="0"/>
-          <w:numId w:val="2"/>
+          <w:numId w:val="1"/>
         </w:numPr>
-        <w:spacing w:before="60" w:after="60" w:line="276" w:lineRule="auto"/>
+        <w:spacing w:lineRule="auto" w:line="276" w:before="60" w:after="60"/>
         <w:contextualSpacing/>
         <w:rPr>
-          <w:rFonts w:eastAsia="Times New Roman" w:cs="Times New Roman"/>
-          <w:szCs w:val="26"/>
-        </w:rPr>
-      </w:pPr>
-      <w:r>
-        <w:rPr>
-          <w:rFonts w:eastAsia="Times New Roman" w:cs="Times New Roman"/>
+          <w:b/>
+          <w:bCs/>
+        </w:rPr>
+      </w:pPr>
+      <w:r>
+        <w:rPr>
+          <w:rFonts w:eastAsia="Times New Roman" w:cs="Times New Roman"/>
+          <w:b/>
+          <w:bCs/>
           <w:szCs w:val="26"/>
         </w:rPr>
         <w:t>Một kỹ thuật viên xét nghiệm thực hiện phân tích mẫu Anti-TG bằng phương pháp miễn dịch cạnh tranh hóa phát quang. Kết quả đo được trên hệ thống ghi nhận tín hiệu ánh sáng (luminescence signal) phát ra từ phức hợp miễn dịch đạt mức rất thấp. Kỹ thuật viên nên nhận định như thế nào về nồng độ Anti-TG trong mẫu thử này?</w:t>
@@ -56,20 +67,18 @@
     </w:p>
     <w:p>
       <w:pPr>
-        <w:spacing w:after="0" w:line="240" w:lineRule="auto"/>
-        <w:jc w:val="left"/>
-        <w:rPr>
-          <w:rFonts w:eastAsia="Times New Roman" w:cs="Times New Roman"/>
-          <w:bCs/>
-          <w:color w:val="0000FF"/>
-          <w:szCs w:val="26"/>
-        </w:rPr>
-      </w:pPr>
-      <w:r>
-        <w:rPr>
-          <w:rFonts w:eastAsia="Times New Roman" w:cs="Times New Roman"/>
-          <w:bCs/>
-          <w:color w:val="0000FF"/>
+        <w:pStyle w:val="Normal"/>
+        <w:spacing w:lineRule="auto" w:line="240" w:before="0" w:after="0"/>
+        <w:jc w:val="start"/>
+        <w:rPr>
+          <w:color w:val="FF0000"/>
+        </w:rPr>
+      </w:pPr>
+      <w:r>
+        <w:rPr>
+          <w:rFonts w:eastAsia="Times New Roman" w:cs="Times New Roman"/>
+          <w:bCs/>
+          <w:color w:val="FF0000"/>
           <w:szCs w:val="26"/>
         </w:rPr>
         <w:t xml:space="preserve">A. Nồng độ Anti-TG trong mẫu thử rất cao, do tín hiệu ánh sáng phát ra tỷ lệ nghịch với nồng độ Anti-TG. </w:t>
@@ -77,8 +86,9 @@
     </w:p>
     <w:p>
       <w:pPr>
-        <w:spacing w:after="0" w:line="240" w:lineRule="auto"/>
-        <w:jc w:val="left"/>
+        <w:pStyle w:val="Normal"/>
+        <w:spacing w:lineRule="auto" w:line="240" w:before="0" w:after="0"/>
+        <w:jc w:val="start"/>
         <w:rPr>
           <w:rFonts w:eastAsia="Times New Roman" w:cs="Times New Roman"/>
           <w:szCs w:val="26"/>
@@ -94,8 +104,9 @@
     </w:p>
     <w:p>
       <w:pPr>
-        <w:spacing w:after="0" w:line="240" w:lineRule="auto"/>
-        <w:jc w:val="left"/>
+        <w:pStyle w:val="Normal"/>
+        <w:spacing w:lineRule="auto" w:line="240" w:before="0" w:after="0"/>
+        <w:jc w:val="start"/>
         <w:rPr>
           <w:rFonts w:eastAsia="Times New Roman" w:cs="Times New Roman"/>
           <w:szCs w:val="26"/>
@@ -111,8 +122,9 @@
     </w:p>
     <w:p>
       <w:pPr>
-        <w:spacing w:after="0" w:line="240" w:lineRule="auto"/>
-        <w:jc w:val="left"/>
+        <w:pStyle w:val="Normal"/>
+        <w:spacing w:lineRule="auto" w:line="240" w:before="0" w:after="0"/>
+        <w:jc w:val="start"/>
         <w:rPr>
           <w:rFonts w:eastAsia="Times New Roman" w:cs="Times New Roman"/>
           <w:szCs w:val="26"/>
@@ -128,20 +140,23 @@
     </w:p>
     <w:p>
       <w:pPr>
+        <w:pStyle w:val="Normal"/>
         <w:numPr>
           <w:ilvl w:val="0"/>
-          <w:numId w:val="2"/>
+          <w:numId w:val="1"/>
         </w:numPr>
-        <w:spacing w:before="60" w:after="60" w:line="276" w:lineRule="auto"/>
+        <w:spacing w:lineRule="auto" w:line="276" w:before="60" w:after="60"/>
         <w:contextualSpacing/>
         <w:rPr>
-          <w:rFonts w:eastAsia="Times New Roman" w:cs="Times New Roman"/>
-          <w:szCs w:val="26"/>
-        </w:rPr>
-      </w:pPr>
-      <w:r>
-        <w:rPr>
-          <w:rFonts w:eastAsia="Times New Roman" w:cs="Times New Roman"/>
+          <w:b/>
+          <w:bCs/>
+        </w:rPr>
+      </w:pPr>
+      <w:r>
+        <w:rPr>
+          <w:rFonts w:eastAsia="Times New Roman" w:cs="Times New Roman"/>
+          <w:b/>
+          <w:bCs/>
           <w:szCs w:val="26"/>
         </w:rPr>
         <w:t>Bệnh nhân đang điều trị bệnh lý tuyến giáp đến phòng xét nghiệm để lấy máu định lượng Anti-TG. Khi khai thác thông tin trước lấy máu, ghi nhận bệnh nhân đang sử dụng Biotin với liều 10 mg/ngày và vừa uống liều gần nhất cách thời điểm lấy máu 3 giờ. Kỹ thuật viên xét nghiệm cần xử trí như thế nào là đúng quy trình?</w:t>
@@ -149,8 +164,9 @@
     </w:p>
     <w:p>
       <w:pPr>
-        <w:spacing w:after="0" w:line="240" w:lineRule="auto"/>
-        <w:jc w:val="left"/>
+        <w:pStyle w:val="Normal"/>
+        <w:spacing w:lineRule="auto" w:line="240" w:before="0" w:after="0"/>
+        <w:jc w:val="start"/>
         <w:rPr>
           <w:rFonts w:eastAsia="Times New Roman" w:cs="Times New Roman"/>
           <w:bCs/>
@@ -162,16 +178,26 @@
         <w:rPr>
           <w:rFonts w:eastAsia="Times New Roman" w:cs="Times New Roman"/>
           <w:bCs/>
+          <w:color w:val="FF0000"/>
+          <w:szCs w:val="26"/>
+        </w:rPr>
+        <w:t>A. Tạm hoãn lấy máu và giải thích hẹn bệnh nhân quay lại lấy máu xét nghiệm sau ít nhất 8 giờ tính từ lần sử dụng Biotin cuối cùng.</w:t>
+      </w:r>
+      <w:r>
+        <w:rPr>
+          <w:rFonts w:eastAsia="Times New Roman" w:cs="Times New Roman"/>
+          <w:bCs/>
           <w:color w:val="0000FF"/>
           <w:szCs w:val="26"/>
         </w:rPr>
-        <w:t xml:space="preserve">A. Tạm hoãn lấy máu và giải thích hẹn bệnh nhân quay lại lấy máu xét nghiệm sau ít nhất 8 giờ tính từ lần sử dụng Biotin cuối cùng. </w:t>
-      </w:r>
-    </w:p>
-    <w:p>
-      <w:pPr>
-        <w:spacing w:after="0" w:line="240" w:lineRule="auto"/>
-        <w:jc w:val="left"/>
+        <w:t xml:space="preserve"> </w:t>
+      </w:r>
+    </w:p>
+    <w:p>
+      <w:pPr>
+        <w:pStyle w:val="Normal"/>
+        <w:spacing w:lineRule="auto" w:line="240" w:before="0" w:after="0"/>
+        <w:jc w:val="start"/>
         <w:rPr>
           <w:rFonts w:eastAsia="Times New Roman" w:cs="Times New Roman"/>
           <w:szCs w:val="26"/>
@@ -187,8 +213,9 @@
     </w:p>
     <w:p>
       <w:pPr>
-        <w:spacing w:after="0" w:line="240" w:lineRule="auto"/>
-        <w:jc w:val="left"/>
+        <w:pStyle w:val="Normal"/>
+        <w:spacing w:lineRule="auto" w:line="240" w:before="0" w:after="0"/>
+        <w:jc w:val="start"/>
         <w:rPr>
           <w:rFonts w:eastAsia="Times New Roman" w:cs="Times New Roman"/>
           <w:szCs w:val="26"/>
@@ -204,8 +231,9 @@
     </w:p>
     <w:p>
       <w:pPr>
-        <w:spacing w:after="0" w:line="240" w:lineRule="auto"/>
-        <w:jc w:val="left"/>
+        <w:pStyle w:val="Normal"/>
+        <w:spacing w:lineRule="auto" w:line="240" w:before="0" w:after="0"/>
+        <w:jc w:val="start"/>
         <w:rPr>
           <w:rFonts w:eastAsia="Times New Roman" w:cs="Times New Roman"/>
           <w:szCs w:val="26"/>
@@ -221,20 +249,23 @@
     </w:p>
     <w:p>
       <w:pPr>
+        <w:pStyle w:val="Normal"/>
         <w:numPr>
           <w:ilvl w:val="0"/>
-          <w:numId w:val="2"/>
+          <w:numId w:val="1"/>
         </w:numPr>
-        <w:spacing w:before="60" w:after="60" w:line="276" w:lineRule="auto"/>
+        <w:spacing w:lineRule="auto" w:line="276" w:before="60" w:after="60"/>
         <w:contextualSpacing/>
         <w:rPr>
-          <w:rFonts w:eastAsia="Times New Roman" w:cs="Times New Roman"/>
-          <w:szCs w:val="26"/>
-        </w:rPr>
-      </w:pPr>
-      <w:r>
-        <w:rPr>
-          <w:rFonts w:eastAsia="Times New Roman" w:cs="Times New Roman"/>
+          <w:b/>
+          <w:bCs/>
+        </w:rPr>
+      </w:pPr>
+      <w:r>
+        <w:rPr>
+          <w:rFonts w:eastAsia="Times New Roman" w:cs="Times New Roman"/>
+          <w:b/>
+          <w:bCs/>
           <w:szCs w:val="26"/>
         </w:rPr>
         <w:t>Trong quá trình xét nghiệm cho một bệnh nhân ung thư giáp, kết quả định lượng đồng thời ghi nhận nồng độ Thyroglobulin (TG) trong máu đạt 2500 ng/mL. Kết quả định lượng Anti-TG ban đầu do máy xuất ra là 180 IU/mL. Kỹ thuật viên xét nghiệm phải xử trí kết quả Anti-TG này như thế nào?</w:t>
@@ -242,20 +273,18 @@
     </w:p>
     <w:p>
       <w:pPr>
-        <w:spacing w:after="0" w:line="240" w:lineRule="auto"/>
-        <w:jc w:val="left"/>
-        <w:rPr>
-          <w:rFonts w:eastAsia="Times New Roman" w:cs="Times New Roman"/>
-          <w:bCs/>
-          <w:color w:val="0000FF"/>
-          <w:szCs w:val="26"/>
-        </w:rPr>
-      </w:pPr>
-      <w:r>
-        <w:rPr>
-          <w:rFonts w:eastAsia="Times New Roman" w:cs="Times New Roman"/>
-          <w:bCs/>
-          <w:color w:val="0000FF"/>
+        <w:pStyle w:val="Normal"/>
+        <w:spacing w:lineRule="auto" w:line="240" w:before="0" w:after="0"/>
+        <w:jc w:val="start"/>
+        <w:rPr>
+          <w:color w:val="FF0000"/>
+        </w:rPr>
+      </w:pPr>
+      <w:r>
+        <w:rPr>
+          <w:rFonts w:eastAsia="Times New Roman" w:cs="Times New Roman"/>
+          <w:bCs/>
+          <w:color w:val="FF0000"/>
           <w:szCs w:val="26"/>
         </w:rPr>
         <w:t xml:space="preserve">A. Không ghi nhận kết quả Anti-TG hiện tại, tiến hành hòa loãng bệnh phẩm, thực hiện lại xét nghiệm và tính toán lại kết quả. </w:t>
@@ -263,8 +292,9 @@
     </w:p>
     <w:p>
       <w:pPr>
-        <w:spacing w:after="0" w:line="240" w:lineRule="auto"/>
-        <w:jc w:val="left"/>
+        <w:pStyle w:val="Normal"/>
+        <w:spacing w:lineRule="auto" w:line="240" w:before="0" w:after="0"/>
+        <w:jc w:val="start"/>
         <w:rPr>
           <w:rFonts w:eastAsia="Times New Roman" w:cs="Times New Roman"/>
           <w:szCs w:val="26"/>
@@ -280,8 +310,9 @@
     </w:p>
     <w:p>
       <w:pPr>
-        <w:spacing w:after="0" w:line="240" w:lineRule="auto"/>
-        <w:jc w:val="left"/>
+        <w:pStyle w:val="Normal"/>
+        <w:spacing w:lineRule="auto" w:line="240" w:before="0" w:after="0"/>
+        <w:jc w:val="start"/>
         <w:rPr>
           <w:rFonts w:eastAsia="Times New Roman" w:cs="Times New Roman"/>
           <w:szCs w:val="26"/>
@@ -297,8 +328,9 @@
     </w:p>
     <w:p>
       <w:pPr>
-        <w:spacing w:after="0" w:line="240" w:lineRule="auto"/>
-        <w:jc w:val="left"/>
+        <w:pStyle w:val="Normal"/>
+        <w:spacing w:lineRule="auto" w:line="240" w:before="0" w:after="0"/>
+        <w:jc w:val="start"/>
         <w:rPr>
           <w:rFonts w:eastAsia="Times New Roman" w:cs="Times New Roman"/>
           <w:szCs w:val="26"/>
@@ -314,20 +346,23 @@
     </w:p>
     <w:p>
       <w:pPr>
+        <w:pStyle w:val="Normal"/>
         <w:numPr>
           <w:ilvl w:val="0"/>
-          <w:numId w:val="2"/>
+          <w:numId w:val="1"/>
         </w:numPr>
-        <w:spacing w:before="60" w:after="60" w:line="276" w:lineRule="auto"/>
+        <w:spacing w:lineRule="auto" w:line="276" w:before="60" w:after="60"/>
         <w:contextualSpacing/>
         <w:rPr>
-          <w:rFonts w:eastAsia="Times New Roman" w:cs="Times New Roman"/>
-          <w:szCs w:val="26"/>
-        </w:rPr>
-      </w:pPr>
-      <w:r>
-        <w:rPr>
-          <w:rFonts w:eastAsia="Times New Roman" w:cs="Times New Roman"/>
+          <w:b/>
+          <w:bCs/>
+        </w:rPr>
+      </w:pPr>
+      <w:r>
+        <w:rPr>
+          <w:rFonts w:eastAsia="Times New Roman" w:cs="Times New Roman"/>
+          <w:b/>
+          <w:bCs/>
           <w:szCs w:val="26"/>
         </w:rPr>
         <w:t>Để xử lý hiện tượng tăng giả Anti-TG do nồng độ TG &gt; 2000 ng/mL, kỹ thuật viên lựa chọn chế độ hòa loãng tự động (automatic dilution) trên máy phân tích Cobas. Sau khi máy hoàn tất phân tích mẫu đã hòa loãng, kết quả hiển thị trên màn hình là 90 IU/mL. Kỹ thuật viên cần ghi nhận giá trị Anti-TG nào để trả báo cáo kết quả cho người bệnh?</w:t>
@@ -335,20 +370,18 @@
     </w:p>
     <w:p>
       <w:pPr>
-        <w:spacing w:after="0" w:line="240" w:lineRule="auto"/>
-        <w:jc w:val="left"/>
-        <w:rPr>
-          <w:rFonts w:eastAsia="Times New Roman" w:cs="Times New Roman"/>
-          <w:bCs/>
-          <w:color w:val="0000FF"/>
-          <w:szCs w:val="26"/>
-        </w:rPr>
-      </w:pPr>
-      <w:r>
-        <w:rPr>
-          <w:rFonts w:eastAsia="Times New Roman" w:cs="Times New Roman"/>
-          <w:bCs/>
-          <w:color w:val="0000FF"/>
+        <w:pStyle w:val="Normal"/>
+        <w:spacing w:lineRule="auto" w:line="240" w:before="0" w:after="0"/>
+        <w:jc w:val="start"/>
+        <w:rPr>
+          <w:color w:val="FF0000"/>
+        </w:rPr>
+      </w:pPr>
+      <w:r>
+        <w:rPr>
+          <w:rFonts w:eastAsia="Times New Roman" w:cs="Times New Roman"/>
+          <w:bCs/>
+          <w:color w:val="FF0000"/>
           <w:szCs w:val="26"/>
         </w:rPr>
         <w:t xml:space="preserve">A. 90 IU/mL, vì hệ thống hòa loãng tự động trên máy đã tự tính toán kết quả mà không cần nhân thêm độ hòa loãng. </w:t>
@@ -356,26 +389,27 @@
     </w:p>
     <w:p>
       <w:pPr>
-        <w:spacing w:after="0" w:line="240" w:lineRule="auto"/>
-        <w:jc w:val="left"/>
-        <w:rPr>
-          <w:rFonts w:eastAsia="Times New Roman" w:cs="Times New Roman"/>
-          <w:szCs w:val="26"/>
-        </w:rPr>
-      </w:pPr>
-      <w:r>
-        <w:rPr>
-          <w:rFonts w:eastAsia="Times New Roman" w:cs="Times New Roman"/>
-          <w:szCs w:val="26"/>
-        </w:rPr>
-        <w:lastRenderedPageBreak/>
+        <w:pStyle w:val="Normal"/>
+        <w:spacing w:lineRule="auto" w:line="240" w:before="0" w:after="0"/>
+        <w:jc w:val="start"/>
+        <w:rPr>
+          <w:rFonts w:eastAsia="Times New Roman" w:cs="Times New Roman"/>
+          <w:szCs w:val="26"/>
+        </w:rPr>
+      </w:pPr>
+      <w:r>
+        <w:rPr>
+          <w:rFonts w:eastAsia="Times New Roman" w:cs="Times New Roman"/>
+          <w:szCs w:val="26"/>
+        </w:rPr>
         <w:t xml:space="preserve">B. Lấy 90 IU/mL nhân với độ hòa loãng đã cài đặt, vì kỹ thuật viên phải luôn nhân thủ công độ hòa loãng sau khi chạy lại mẫu. </w:t>
       </w:r>
     </w:p>
     <w:p>
       <w:pPr>
-        <w:spacing w:after="0" w:line="240" w:lineRule="auto"/>
-        <w:jc w:val="left"/>
+        <w:pStyle w:val="Normal"/>
+        <w:spacing w:lineRule="auto" w:line="240" w:before="0" w:after="0"/>
+        <w:jc w:val="start"/>
         <w:rPr>
           <w:rFonts w:eastAsia="Times New Roman" w:cs="Times New Roman"/>
           <w:szCs w:val="26"/>
@@ -391,8 +425,9 @@
     </w:p>
     <w:p>
       <w:pPr>
-        <w:spacing w:after="0" w:line="240" w:lineRule="auto"/>
-        <w:jc w:val="left"/>
+        <w:pStyle w:val="Normal"/>
+        <w:spacing w:lineRule="auto" w:line="240" w:before="0" w:after="0"/>
+        <w:jc w:val="start"/>
         <w:rPr>
           <w:rFonts w:eastAsia="Times New Roman" w:cs="Times New Roman"/>
           <w:szCs w:val="26"/>
@@ -408,20 +443,23 @@
     </w:p>
     <w:p>
       <w:pPr>
+        <w:pStyle w:val="Normal"/>
         <w:numPr>
           <w:ilvl w:val="0"/>
-          <w:numId w:val="2"/>
+          <w:numId w:val="1"/>
         </w:numPr>
-        <w:spacing w:before="60" w:after="60" w:line="276" w:lineRule="auto"/>
+        <w:spacing w:lineRule="auto" w:line="276" w:before="60" w:after="60"/>
         <w:contextualSpacing/>
         <w:rPr>
-          <w:rFonts w:eastAsia="Times New Roman" w:cs="Times New Roman"/>
-          <w:szCs w:val="26"/>
-        </w:rPr>
-      </w:pPr>
-      <w:r>
-        <w:rPr>
-          <w:rFonts w:eastAsia="Times New Roman" w:cs="Times New Roman"/>
+          <w:b/>
+          <w:bCs/>
+        </w:rPr>
+      </w:pPr>
+      <w:r>
+        <w:rPr>
+          <w:rFonts w:eastAsia="Times New Roman" w:cs="Times New Roman"/>
+          <w:b/>
+          <w:bCs/>
           <w:szCs w:val="26"/>
         </w:rPr>
         <w:t xml:space="preserve">Khoa Xét nghiệm tiếp nhận 4 mẫu máu tĩnh mạch (dung tích mỗi ống 3 ml) gửi từ khoa lâm sàng để chỉ định định lượng Anti-TG. Các thông số kiểm tra ban đầu của 4 mẫu như sau: </w:t>
@@ -429,16 +467,19 @@
     </w:p>
     <w:p>
       <w:pPr>
-        <w:spacing w:before="60" w:after="60" w:line="276" w:lineRule="auto"/>
+        <w:pStyle w:val="Normal"/>
+        <w:spacing w:lineRule="auto" w:line="276" w:before="60" w:after="60"/>
         <w:contextualSpacing/>
         <w:rPr>
-          <w:rFonts w:eastAsia="Times New Roman" w:cs="Times New Roman"/>
-          <w:szCs w:val="26"/>
-        </w:rPr>
-      </w:pPr>
-      <w:r>
-        <w:rPr>
-          <w:rFonts w:eastAsia="Times New Roman" w:cs="Times New Roman"/>
+          <w:b/>
+          <w:bCs/>
+        </w:rPr>
+      </w:pPr>
+      <w:r>
+        <w:rPr>
+          <w:rFonts w:eastAsia="Times New Roman" w:cs="Times New Roman"/>
+          <w:b/>
+          <w:bCs/>
           <w:szCs w:val="26"/>
         </w:rPr>
         <w:t xml:space="preserve">• </w:t>
@@ -455,6 +496,8 @@
       <w:r>
         <w:rPr>
           <w:rFonts w:eastAsia="Times New Roman" w:cs="Times New Roman"/>
+          <w:b/>
+          <w:bCs/>
           <w:szCs w:val="26"/>
         </w:rPr>
         <w:t xml:space="preserve"> Lấy vào ống không chất chống đông, bị tán huyết với Hemoglobin = 2.0 g/dL. • </w:t>
@@ -471,6 +514,8 @@
       <w:r>
         <w:rPr>
           <w:rFonts w:eastAsia="Times New Roman" w:cs="Times New Roman"/>
+          <w:b/>
+          <w:bCs/>
           <w:szCs w:val="26"/>
         </w:rPr>
         <w:t xml:space="preserve"> Lấy vào ống Na-Heparin, huyết thanh đục với Triglyceride = 1800 mg/dL. </w:t>
@@ -478,16 +523,19 @@
     </w:p>
     <w:p>
       <w:pPr>
-        <w:spacing w:before="60" w:after="60" w:line="276" w:lineRule="auto"/>
+        <w:pStyle w:val="Normal"/>
+        <w:spacing w:lineRule="auto" w:line="276" w:before="60" w:after="60"/>
         <w:contextualSpacing/>
         <w:rPr>
-          <w:rFonts w:eastAsia="Times New Roman" w:cs="Times New Roman"/>
-          <w:szCs w:val="26"/>
-        </w:rPr>
-      </w:pPr>
-      <w:r>
-        <w:rPr>
-          <w:rFonts w:eastAsia="Times New Roman" w:cs="Times New Roman"/>
+          <w:b/>
+          <w:bCs/>
+        </w:rPr>
+      </w:pPr>
+      <w:r>
+        <w:rPr>
+          <w:rFonts w:eastAsia="Times New Roman" w:cs="Times New Roman"/>
+          <w:b/>
+          <w:bCs/>
           <w:szCs w:val="26"/>
         </w:rPr>
         <w:t xml:space="preserve">• </w:t>
@@ -504,6 +552,8 @@
       <w:r>
         <w:rPr>
           <w:rFonts w:eastAsia="Times New Roman" w:cs="Times New Roman"/>
+          <w:b/>
+          <w:bCs/>
           <w:szCs w:val="26"/>
         </w:rPr>
         <w:t xml:space="preserve"> Lấy vào ống K2-EDTA, huyết thanh vàng với Bilirubin = 70 mg/dL. </w:t>
@@ -511,16 +561,19 @@
     </w:p>
     <w:p>
       <w:pPr>
-        <w:spacing w:before="60" w:after="60" w:line="276" w:lineRule="auto"/>
+        <w:pStyle w:val="Normal"/>
+        <w:spacing w:lineRule="auto" w:line="276" w:before="60" w:after="60"/>
         <w:contextualSpacing/>
         <w:rPr>
-          <w:rFonts w:eastAsia="Times New Roman" w:cs="Times New Roman"/>
-          <w:szCs w:val="26"/>
-        </w:rPr>
-      </w:pPr>
-      <w:r>
-        <w:rPr>
-          <w:rFonts w:eastAsia="Times New Roman" w:cs="Times New Roman"/>
+          <w:b/>
+          <w:bCs/>
+        </w:rPr>
+      </w:pPr>
+      <w:r>
+        <w:rPr>
+          <w:rFonts w:eastAsia="Times New Roman" w:cs="Times New Roman"/>
+          <w:b/>
+          <w:bCs/>
           <w:szCs w:val="26"/>
         </w:rPr>
         <w:t xml:space="preserve">• </w:t>
@@ -537,6 +590,8 @@
       <w:r>
         <w:rPr>
           <w:rFonts w:eastAsia="Times New Roman" w:cs="Times New Roman"/>
+          <w:b/>
+          <w:bCs/>
           <w:szCs w:val="26"/>
         </w:rPr>
         <w:t xml:space="preserve"> Lấy vào ống K3-EDTA, chứa yếu tố dạng thấp RF = 350 IU/mL.</w:t>
@@ -544,16 +599,19 @@
     </w:p>
     <w:p>
       <w:pPr>
-        <w:spacing w:after="0" w:line="240" w:lineRule="auto"/>
-        <w:jc w:val="left"/>
-        <w:rPr>
-          <w:rFonts w:eastAsia="Times New Roman" w:cs="Times New Roman"/>
-          <w:szCs w:val="26"/>
-        </w:rPr>
-      </w:pPr>
-      <w:r>
-        <w:rPr>
-          <w:rFonts w:eastAsia="Times New Roman" w:cs="Times New Roman"/>
+        <w:pStyle w:val="Normal"/>
+        <w:spacing w:lineRule="auto" w:line="240" w:before="0" w:after="0"/>
+        <w:jc w:val="start"/>
+        <w:rPr>
+          <w:b/>
+          <w:bCs/>
+        </w:rPr>
+      </w:pPr>
+      <w:r>
+        <w:rPr>
+          <w:rFonts w:eastAsia="Times New Roman" w:cs="Times New Roman"/>
+          <w:b/>
+          <w:bCs/>
           <w:szCs w:val="26"/>
         </w:rPr>
         <w:t xml:space="preserve">Theo quy trình, mẫu nào đủ điều kiện phân tích mà </w:t>
@@ -570,6 +628,8 @@
       <w:r>
         <w:rPr>
           <w:rFonts w:eastAsia="Times New Roman" w:cs="Times New Roman"/>
+          <w:b/>
+          <w:bCs/>
           <w:szCs w:val="26"/>
         </w:rPr>
         <w:t xml:space="preserve"> đến kết quả xét nghiệm?</w:t>
@@ -577,20 +637,18 @@
     </w:p>
     <w:p>
       <w:pPr>
-        <w:spacing w:after="0" w:line="240" w:lineRule="auto"/>
-        <w:jc w:val="left"/>
-        <w:rPr>
-          <w:rFonts w:eastAsia="Times New Roman" w:cs="Times New Roman"/>
-          <w:bCs/>
-          <w:color w:val="0000FF"/>
-          <w:szCs w:val="26"/>
-        </w:rPr>
-      </w:pPr>
-      <w:r>
-        <w:rPr>
-          <w:rFonts w:eastAsia="Times New Roman" w:cs="Times New Roman"/>
-          <w:bCs/>
-          <w:color w:val="0000FF"/>
+        <w:pStyle w:val="Normal"/>
+        <w:spacing w:lineRule="auto" w:line="240" w:before="0" w:after="0"/>
+        <w:jc w:val="start"/>
+        <w:rPr>
+          <w:color w:val="FF0000"/>
+        </w:rPr>
+      </w:pPr>
+      <w:r>
+        <w:rPr>
+          <w:rFonts w:eastAsia="Times New Roman" w:cs="Times New Roman"/>
+          <w:bCs/>
+          <w:color w:val="FF0000"/>
           <w:szCs w:val="26"/>
         </w:rPr>
         <w:t>A. Mẫu 2.</w:t>
@@ -598,8 +656,9 @@
     </w:p>
     <w:p>
       <w:pPr>
-        <w:spacing w:after="0" w:line="240" w:lineRule="auto"/>
-        <w:jc w:val="left"/>
+        <w:pStyle w:val="Normal"/>
+        <w:spacing w:lineRule="auto" w:line="240" w:before="0" w:after="0"/>
+        <w:jc w:val="start"/>
         <w:rPr>
           <w:rFonts w:eastAsia="Times New Roman" w:cs="Times New Roman"/>
           <w:szCs w:val="26"/>
@@ -615,8 +674,9 @@
     </w:p>
     <w:p>
       <w:pPr>
-        <w:spacing w:after="0" w:line="240" w:lineRule="auto"/>
-        <w:jc w:val="left"/>
+        <w:pStyle w:val="Normal"/>
+        <w:spacing w:lineRule="auto" w:line="240" w:before="0" w:after="0"/>
+        <w:jc w:val="start"/>
         <w:rPr>
           <w:rFonts w:eastAsia="Times New Roman" w:cs="Times New Roman"/>
           <w:szCs w:val="26"/>
@@ -632,8 +692,9 @@
     </w:p>
     <w:p>
       <w:pPr>
-        <w:spacing w:after="0" w:line="240" w:lineRule="auto"/>
-        <w:jc w:val="left"/>
+        <w:pStyle w:val="Normal"/>
+        <w:spacing w:lineRule="auto" w:line="240" w:before="0" w:after="0"/>
+        <w:jc w:val="start"/>
         <w:rPr>
           <w:rFonts w:eastAsia="Times New Roman" w:cs="Times New Roman"/>
           <w:szCs w:val="26"/>
@@ -649,20 +710,23 @@
     </w:p>
     <w:p>
       <w:pPr>
+        <w:pStyle w:val="Normal"/>
         <w:numPr>
           <w:ilvl w:val="0"/>
-          <w:numId w:val="2"/>
+          <w:numId w:val="1"/>
         </w:numPr>
-        <w:spacing w:before="60" w:after="60" w:line="276" w:lineRule="auto"/>
+        <w:spacing w:lineRule="auto" w:line="276" w:before="60" w:after="60"/>
         <w:contextualSpacing/>
         <w:rPr>
-          <w:rFonts w:eastAsia="Times New Roman" w:cs="Times New Roman"/>
-          <w:szCs w:val="26"/>
-        </w:rPr>
-      </w:pPr>
-      <w:r>
-        <w:rPr>
-          <w:rFonts w:eastAsia="Times New Roman" w:cs="Times New Roman"/>
+          <w:b/>
+          <w:bCs/>
+        </w:rPr>
+      </w:pPr>
+      <w:r>
+        <w:rPr>
+          <w:rFonts w:eastAsia="Times New Roman" w:cs="Times New Roman"/>
+          <w:b/>
+          <w:bCs/>
           <w:szCs w:val="26"/>
         </w:rPr>
         <w:t>Một mẫu huyết thanh định lượng Anti-TG được tách ra và bảo quản đông sâu ở -20°C trong 20 ngày. Ngày phân tích, kỹ thuật viên lấy mẫu ra rã đông lần thứ nhất, để mẫu đạt nhiệt độ phòng trong 3 giờ trước khi nạp vào máy phân tích. Vi phạm quy trình nào đã xảy ra trong tình huống này?</w:t>
@@ -670,20 +734,18 @@
     </w:p>
     <w:p>
       <w:pPr>
-        <w:spacing w:after="0" w:line="240" w:lineRule="auto"/>
-        <w:jc w:val="left"/>
-        <w:rPr>
-          <w:rFonts w:eastAsia="Times New Roman" w:cs="Times New Roman"/>
-          <w:bCs/>
-          <w:color w:val="0000FF"/>
-          <w:szCs w:val="26"/>
-        </w:rPr>
-      </w:pPr>
-      <w:r>
-        <w:rPr>
-          <w:rFonts w:eastAsia="Times New Roman" w:cs="Times New Roman"/>
-          <w:bCs/>
-          <w:color w:val="0000FF"/>
+        <w:pStyle w:val="Normal"/>
+        <w:spacing w:lineRule="auto" w:line="240" w:before="0" w:after="0"/>
+        <w:jc w:val="start"/>
+        <w:rPr>
+          <w:color w:val="FF0000"/>
+        </w:rPr>
+      </w:pPr>
+      <w:r>
+        <w:rPr>
+          <w:rFonts w:eastAsia="Times New Roman" w:cs="Times New Roman"/>
+          <w:bCs/>
+          <w:color w:val="FF0000"/>
           <w:szCs w:val="26"/>
         </w:rPr>
         <w:t xml:space="preserve">A. Vi phạm thời gian để mẫu ở nhiệt độ phòng trước phân tích, làm tăng nguy cơ bay hơi bệnh phẩm. </w:t>
@@ -691,8 +753,9 @@
     </w:p>
     <w:p>
       <w:pPr>
-        <w:spacing w:after="0" w:line="240" w:lineRule="auto"/>
-        <w:jc w:val="left"/>
+        <w:pStyle w:val="Normal"/>
+        <w:spacing w:lineRule="auto" w:line="240" w:before="0" w:after="0"/>
+        <w:jc w:val="start"/>
         <w:rPr>
           <w:rFonts w:eastAsia="Times New Roman" w:cs="Times New Roman"/>
           <w:szCs w:val="26"/>
@@ -708,8 +771,9 @@
     </w:p>
     <w:p>
       <w:pPr>
-        <w:spacing w:after="0" w:line="240" w:lineRule="auto"/>
-        <w:jc w:val="left"/>
+        <w:pStyle w:val="Normal"/>
+        <w:spacing w:lineRule="auto" w:line="240" w:before="0" w:after="0"/>
+        <w:jc w:val="start"/>
         <w:rPr>
           <w:rFonts w:eastAsia="Times New Roman" w:cs="Times New Roman"/>
           <w:szCs w:val="26"/>
@@ -725,8 +789,9 @@
     </w:p>
     <w:p>
       <w:pPr>
-        <w:spacing w:after="0" w:line="240" w:lineRule="auto"/>
-        <w:jc w:val="left"/>
+        <w:pStyle w:val="Normal"/>
+        <w:spacing w:lineRule="auto" w:line="240" w:before="0" w:after="0"/>
+        <w:jc w:val="start"/>
         <w:rPr>
           <w:rFonts w:eastAsia="Times New Roman" w:cs="Times New Roman"/>
           <w:szCs w:val="26"/>
@@ -742,20 +807,23 @@
     </w:p>
     <w:p>
       <w:pPr>
+        <w:pStyle w:val="Normal"/>
         <w:numPr>
           <w:ilvl w:val="0"/>
-          <w:numId w:val="2"/>
+          <w:numId w:val="1"/>
         </w:numPr>
-        <w:spacing w:before="60" w:after="60" w:line="276" w:lineRule="auto"/>
+        <w:spacing w:lineRule="auto" w:line="276" w:before="60" w:after="60"/>
         <w:contextualSpacing/>
         <w:rPr>
-          <w:rFonts w:eastAsia="Times New Roman" w:cs="Times New Roman"/>
-          <w:szCs w:val="26"/>
-        </w:rPr>
-      </w:pPr>
-      <w:r>
-        <w:rPr>
-          <w:rFonts w:eastAsia="Times New Roman" w:cs="Times New Roman"/>
+          <w:b/>
+          <w:bCs/>
+        </w:rPr>
+      </w:pPr>
+      <w:r>
+        <w:rPr>
+          <w:rFonts w:eastAsia="Times New Roman" w:cs="Times New Roman"/>
+          <w:b/>
+          <w:bCs/>
           <w:szCs w:val="26"/>
         </w:rPr>
         <w:t>Khi kiểm tra tình trạng sẵn sàng của hệ thống máy phân tích trước khi chạy mẫu bệnh phẩm Anti-TG, kỹ thuật viên ghi nhận: Chương trình xét nghiệm Anti-TG đã được cài đặt, máy đã được chuẩn (calib) đạt yêu cầu, tuy nhiên kết quả kiểm tra chất lượng (QC) Anti-TG bị ra ngoài dải cho phép và vi phạm luật QC. Hành động chuẩn xác nhất của kỹ thuật viên là gì?</w:t>
@@ -763,20 +831,18 @@
     </w:p>
     <w:p>
       <w:pPr>
-        <w:spacing w:after="0" w:line="240" w:lineRule="auto"/>
-        <w:jc w:val="left"/>
-        <w:rPr>
-          <w:rFonts w:eastAsia="Times New Roman" w:cs="Times New Roman"/>
-          <w:bCs/>
-          <w:color w:val="0000FF"/>
-          <w:szCs w:val="26"/>
-        </w:rPr>
-      </w:pPr>
-      <w:r>
-        <w:rPr>
-          <w:rFonts w:eastAsia="Times New Roman" w:cs="Times New Roman"/>
-          <w:bCs/>
-          <w:color w:val="0000FF"/>
+        <w:pStyle w:val="Normal"/>
+        <w:spacing w:lineRule="auto" w:line="240" w:before="0" w:after="0"/>
+        <w:jc w:val="start"/>
+        <w:rPr>
+          <w:color w:val="FF0000"/>
+        </w:rPr>
+      </w:pPr>
+      <w:r>
+        <w:rPr>
+          <w:rFonts w:eastAsia="Times New Roman" w:cs="Times New Roman"/>
+          <w:bCs/>
+          <w:color w:val="FF0000"/>
           <w:szCs w:val="26"/>
         </w:rPr>
         <w:t xml:space="preserve">A. Không tiến hành phân tích mẫu bệnh phẩm, cần tìm nguyên nhân và xử lý sự cố QC cho đến khi kết quả QC đạt yêu cầu. </w:t>
@@ -784,8 +850,9 @@
     </w:p>
     <w:p>
       <w:pPr>
-        <w:spacing w:after="0" w:line="240" w:lineRule="auto"/>
-        <w:jc w:val="left"/>
+        <w:pStyle w:val="Normal"/>
+        <w:spacing w:lineRule="auto" w:line="240" w:before="0" w:after="0"/>
+        <w:jc w:val="start"/>
         <w:rPr>
           <w:rFonts w:eastAsia="Times New Roman" w:cs="Times New Roman"/>
           <w:szCs w:val="26"/>
@@ -801,8 +868,9 @@
     </w:p>
     <w:p>
       <w:pPr>
-        <w:spacing w:after="0" w:line="240" w:lineRule="auto"/>
-        <w:jc w:val="left"/>
+        <w:pStyle w:val="Normal"/>
+        <w:spacing w:lineRule="auto" w:line="240" w:before="0" w:after="0"/>
+        <w:jc w:val="start"/>
         <w:rPr>
           <w:rFonts w:eastAsia="Times New Roman" w:cs="Times New Roman"/>
           <w:szCs w:val="26"/>
@@ -818,8 +886,9 @@
     </w:p>
     <w:p>
       <w:pPr>
-        <w:spacing w:after="0" w:line="240" w:lineRule="auto"/>
-        <w:jc w:val="left"/>
+        <w:pStyle w:val="Normal"/>
+        <w:spacing w:lineRule="auto" w:line="240" w:before="0" w:after="0"/>
+        <w:jc w:val="start"/>
         <w:rPr>
           <w:rFonts w:eastAsia="Times New Roman" w:cs="Times New Roman"/>
           <w:szCs w:val="26"/>
@@ -835,49 +904,42 @@
     </w:p>
     <w:p>
       <w:pPr>
+        <w:pStyle w:val="Normal"/>
         <w:numPr>
           <w:ilvl w:val="0"/>
-          <w:numId w:val="2"/>
+          <w:numId w:val="1"/>
         </w:numPr>
-        <w:spacing w:before="60" w:after="60" w:line="276" w:lineRule="auto"/>
+        <w:spacing w:lineRule="auto" w:line="276" w:before="60" w:after="60"/>
         <w:contextualSpacing/>
         <w:rPr>
-          <w:rFonts w:eastAsia="Times New Roman" w:cs="Times New Roman"/>
-          <w:szCs w:val="26"/>
-        </w:rPr>
-      </w:pPr>
-      <w:r>
-        <w:rPr>
-          <w:rFonts w:eastAsia="Times New Roman" w:cs="Times New Roman"/>
-          <w:szCs w:val="26"/>
-        </w:rPr>
-        <w:t xml:space="preserve">Một bệnh nhân ung thư tuyến giáp sau điều trị phẫu thuật đến tái khám định kỳ. Kết quả xét nghiệm Anti-TG đợt trước là 400 IU/mL, kết quả xét nghiệm đợt này là 180 </w:t>
-      </w:r>
-      <w:r>
-        <w:rPr>
-          <w:rFonts w:eastAsia="Times New Roman" w:cs="Times New Roman"/>
-          <w:szCs w:val="26"/>
-        </w:rPr>
-        <w:lastRenderedPageBreak/>
-        <w:t>IU/mL (trị số bình thường &lt; 115 IU/mL). Dựa vào tài liệu quy trình, sự sụt giảm nồng độ Anti-TG này mang ý nghĩa lâm sàng nào?</w:t>
-      </w:r>
-    </w:p>
-    <w:p>
-      <w:pPr>
-        <w:spacing w:after="0" w:line="240" w:lineRule="auto"/>
-        <w:jc w:val="left"/>
-        <w:rPr>
-          <w:rFonts w:eastAsia="Times New Roman" w:cs="Times New Roman"/>
-          <w:bCs/>
-          <w:color w:val="0000FF"/>
-          <w:szCs w:val="26"/>
-        </w:rPr>
-      </w:pPr>
-      <w:r>
-        <w:rPr>
-          <w:rFonts w:eastAsia="Times New Roman" w:cs="Times New Roman"/>
-          <w:bCs/>
-          <w:color w:val="0000FF"/>
+          <w:b/>
+          <w:bCs/>
+        </w:rPr>
+      </w:pPr>
+      <w:r>
+        <w:rPr>
+          <w:rFonts w:eastAsia="Times New Roman" w:cs="Times New Roman"/>
+          <w:b/>
+          <w:bCs/>
+          <w:szCs w:val="26"/>
+        </w:rPr>
+        <w:t>Một bệnh nhân ung thư tuyến giáp sau điều trị phẫu thuật đến tái khám định kỳ. Kết quả xét nghiệm Anti-TG đợt trước là 400 IU/mL, kết quả xét nghiệm đợt này là 180 IU/mL (trị số bình thường &lt; 115 IU/mL). Dựa vào tài liệu quy trình, sự sụt giảm nồng độ Anti-TG này mang ý nghĩa lâm sàng nào?</w:t>
+      </w:r>
+    </w:p>
+    <w:p>
+      <w:pPr>
+        <w:pStyle w:val="Normal"/>
+        <w:spacing w:lineRule="auto" w:line="240" w:before="0" w:after="0"/>
+        <w:jc w:val="start"/>
+        <w:rPr>
+          <w:color w:val="FF0000"/>
+        </w:rPr>
+      </w:pPr>
+      <w:r>
+        <w:rPr>
+          <w:rFonts w:eastAsia="Times New Roman" w:cs="Times New Roman"/>
+          <w:bCs/>
+          <w:color w:val="FF0000"/>
           <w:szCs w:val="26"/>
         </w:rPr>
         <w:t xml:space="preserve">A. Sự giảm nồng độ Anti-TG có giá trị theo dõi hiệu quả của phương pháp điều trị. </w:t>
@@ -885,8 +947,9 @@
     </w:p>
     <w:p>
       <w:pPr>
-        <w:spacing w:after="0" w:line="240" w:lineRule="auto"/>
-        <w:jc w:val="left"/>
+        <w:pStyle w:val="Normal"/>
+        <w:spacing w:lineRule="auto" w:line="240" w:before="0" w:after="0"/>
+        <w:jc w:val="start"/>
         <w:rPr>
           <w:rFonts w:eastAsia="Times New Roman" w:cs="Times New Roman"/>
           <w:szCs w:val="26"/>
@@ -902,8 +965,9 @@
     </w:p>
     <w:p>
       <w:pPr>
-        <w:spacing w:after="0" w:line="240" w:lineRule="auto"/>
-        <w:jc w:val="left"/>
+        <w:pStyle w:val="Normal"/>
+        <w:spacing w:lineRule="auto" w:line="240" w:before="0" w:after="0"/>
+        <w:jc w:val="start"/>
         <w:rPr>
           <w:rFonts w:eastAsia="Times New Roman" w:cs="Times New Roman"/>
           <w:szCs w:val="26"/>
@@ -919,8 +983,9 @@
     </w:p>
     <w:p>
       <w:pPr>
-        <w:spacing w:after="0" w:line="240" w:lineRule="auto"/>
-        <w:jc w:val="left"/>
+        <w:pStyle w:val="Normal"/>
+        <w:spacing w:lineRule="auto" w:line="240" w:before="0" w:after="0"/>
+        <w:jc w:val="start"/>
         <w:rPr>
           <w:rFonts w:eastAsia="Times New Roman" w:cs="Times New Roman"/>
           <w:szCs w:val="26"/>
@@ -936,20 +1001,23 @@
     </w:p>
     <w:p>
       <w:pPr>
+        <w:pStyle w:val="Normal"/>
         <w:numPr>
           <w:ilvl w:val="0"/>
-          <w:numId w:val="2"/>
+          <w:numId w:val="1"/>
         </w:numPr>
-        <w:spacing w:before="60" w:after="60" w:line="276" w:lineRule="auto"/>
+        <w:spacing w:lineRule="auto" w:line="276" w:before="60" w:after="60"/>
         <w:contextualSpacing/>
         <w:rPr>
-          <w:rFonts w:eastAsia="Times New Roman" w:cs="Times New Roman"/>
-          <w:szCs w:val="26"/>
-        </w:rPr>
-      </w:pPr>
-      <w:r>
-        <w:rPr>
-          <w:rFonts w:eastAsia="Times New Roman" w:cs="Times New Roman"/>
+          <w:b/>
+          <w:bCs/>
+        </w:rPr>
+      </w:pPr>
+      <w:r>
+        <w:rPr>
+          <w:rFonts w:eastAsia="Times New Roman" w:cs="Times New Roman"/>
+          <w:b/>
+          <w:bCs/>
           <w:szCs w:val="26"/>
         </w:rPr>
         <w:t>Trong nguyên lý định lượng Anti-TG theo phương pháp miễn dịch cạnh tranh sử dụng công nghệ hóa phát quang/điện hóa phát quang, thành phần nào đóng vai trò là chất có khả năng phát quang và phức hợp miễn dịch gắn kết với pha rắn nhờ tương tác nào?</w:t>
@@ -957,20 +1025,18 @@
     </w:p>
     <w:p>
       <w:pPr>
-        <w:spacing w:after="0" w:line="240" w:lineRule="auto"/>
-        <w:jc w:val="left"/>
-        <w:rPr>
-          <w:rFonts w:eastAsia="Times New Roman" w:cs="Times New Roman"/>
-          <w:bCs/>
-          <w:color w:val="0000FF"/>
-          <w:szCs w:val="26"/>
-        </w:rPr>
-      </w:pPr>
-      <w:r>
-        <w:rPr>
-          <w:rFonts w:eastAsia="Times New Roman" w:cs="Times New Roman"/>
-          <w:bCs/>
-          <w:color w:val="0000FF"/>
+        <w:pStyle w:val="Normal"/>
+        <w:spacing w:lineRule="auto" w:line="240" w:before="0" w:after="0"/>
+        <w:jc w:val="start"/>
+        <w:rPr>
+          <w:color w:val="FF0000"/>
+        </w:rPr>
+      </w:pPr>
+      <w:r>
+        <w:rPr>
+          <w:rFonts w:eastAsia="Times New Roman" w:cs="Times New Roman"/>
+          <w:bCs/>
+          <w:color w:val="FF0000"/>
           <w:szCs w:val="26"/>
         </w:rPr>
         <w:t xml:space="preserve">A. Chất có khả năng phát quang là Ruthenium và sự gắn kết với pha rắn thông qua tương tác giữa Biotin và Streptavidin. </w:t>
@@ -978,8 +1044,9 @@
     </w:p>
     <w:p>
       <w:pPr>
-        <w:spacing w:after="0" w:line="240" w:lineRule="auto"/>
-        <w:jc w:val="left"/>
+        <w:pStyle w:val="Normal"/>
+        <w:spacing w:lineRule="auto" w:line="240" w:before="0" w:after="0"/>
+        <w:jc w:val="start"/>
         <w:rPr>
           <w:rFonts w:eastAsia="Times New Roman" w:cs="Times New Roman"/>
           <w:szCs w:val="26"/>
@@ -995,8 +1062,9 @@
     </w:p>
     <w:p>
       <w:pPr>
-        <w:spacing w:after="0" w:line="240" w:lineRule="auto"/>
-        <w:jc w:val="left"/>
+        <w:pStyle w:val="Normal"/>
+        <w:spacing w:lineRule="auto" w:line="240" w:before="0" w:after="0"/>
+        <w:jc w:val="start"/>
         <w:rPr>
           <w:rFonts w:eastAsia="Times New Roman" w:cs="Times New Roman"/>
           <w:szCs w:val="26"/>
@@ -1012,8 +1080,9 @@
     </w:p>
     <w:p>
       <w:pPr>
-        <w:spacing w:after="0" w:line="240" w:lineRule="auto"/>
-        <w:jc w:val="left"/>
+        <w:pStyle w:val="Normal"/>
+        <w:spacing w:lineRule="auto" w:line="240" w:before="0" w:after="0"/>
+        <w:jc w:val="start"/>
         <w:rPr>
           <w:rFonts w:eastAsia="Times New Roman" w:cs="Times New Roman"/>
           <w:szCs w:val="26"/>
@@ -1029,20 +1098,23 @@
     </w:p>
     <w:p>
       <w:pPr>
+        <w:pStyle w:val="Normal"/>
         <w:numPr>
           <w:ilvl w:val="0"/>
-          <w:numId w:val="2"/>
+          <w:numId w:val="1"/>
         </w:numPr>
-        <w:spacing w:before="60" w:after="60" w:line="276" w:lineRule="auto"/>
+        <w:spacing w:lineRule="auto" w:line="276" w:before="60" w:after="60"/>
         <w:contextualSpacing/>
         <w:rPr>
-          <w:rFonts w:eastAsia="Times New Roman" w:cs="Times New Roman"/>
-          <w:szCs w:val="26"/>
-        </w:rPr>
-      </w:pPr>
-      <w:r>
-        <w:rPr>
-          <w:rFonts w:eastAsia="Times New Roman" w:cs="Times New Roman"/>
+          <w:b/>
+          <w:bCs/>
+        </w:rPr>
+      </w:pPr>
+      <w:r>
+        <w:rPr>
+          <w:rFonts w:eastAsia="Times New Roman" w:cs="Times New Roman"/>
+          <w:b/>
+          <w:bCs/>
           <w:szCs w:val="26"/>
         </w:rPr>
         <w:t>Một phiếu chỉ định xét nghiệm Anti-TG gửi đến phòng xét nghiệm ghi đầy đủ tên, tuổi, giới tính, khoa phòng và chẩn đoán lâm sàng của bệnh nhân. Tuy nhiên, phiếu thiếu thông tin chỉ định xét nghiệm cụ thể. Đồng thời, mẫu máu kèm theo lấy 1.5 ml vào ống không chất chống đông. Kỹ thuật viên cần đánh giá phiếu và mẫu này như thế nào theo chuẩn quy trình?</w:t>
@@ -1050,20 +1122,18 @@
     </w:p>
     <w:p>
       <w:pPr>
-        <w:spacing w:after="0" w:line="240" w:lineRule="auto"/>
-        <w:jc w:val="left"/>
-        <w:rPr>
-          <w:rFonts w:eastAsia="Times New Roman" w:cs="Times New Roman"/>
-          <w:bCs/>
-          <w:color w:val="0000FF"/>
-          <w:szCs w:val="26"/>
-        </w:rPr>
-      </w:pPr>
-      <w:r>
-        <w:rPr>
-          <w:rFonts w:eastAsia="Times New Roman" w:cs="Times New Roman"/>
-          <w:bCs/>
-          <w:color w:val="0000FF"/>
+        <w:pStyle w:val="Normal"/>
+        <w:spacing w:lineRule="auto" w:line="240" w:before="0" w:after="0"/>
+        <w:jc w:val="start"/>
+        <w:rPr>
+          <w:color w:val="FF0000"/>
+        </w:rPr>
+      </w:pPr>
+      <w:r>
+        <w:rPr>
+          <w:rFonts w:eastAsia="Times New Roman" w:cs="Times New Roman"/>
+          <w:bCs/>
+          <w:color w:val="FF0000"/>
           <w:szCs w:val="26"/>
         </w:rPr>
         <w:t xml:space="preserve">A. Cả phiếu xét nghiệm và mẫu bệnh phẩm đều chưa đạt chuẩn quy trình (phiếu thiếu ghi rõ chỉ định xét nghiệm; mẫu thiếu thể tích máu tối thiểu 3 ml). </w:t>
@@ -1071,8 +1141,9 @@
     </w:p>
     <w:p>
       <w:pPr>
-        <w:spacing w:after="0" w:line="240" w:lineRule="auto"/>
-        <w:jc w:val="left"/>
+        <w:pStyle w:val="Normal"/>
+        <w:spacing w:lineRule="auto" w:line="240" w:before="0" w:after="0"/>
+        <w:jc w:val="start"/>
         <w:rPr>
           <w:rFonts w:eastAsia="Times New Roman" w:cs="Times New Roman"/>
           <w:szCs w:val="26"/>
@@ -1088,8 +1159,9 @@
     </w:p>
     <w:p>
       <w:pPr>
-        <w:spacing w:after="0" w:line="240" w:lineRule="auto"/>
-        <w:jc w:val="left"/>
+        <w:pStyle w:val="Normal"/>
+        <w:spacing w:lineRule="auto" w:line="240" w:before="0" w:after="0"/>
+        <w:jc w:val="start"/>
         <w:rPr>
           <w:rFonts w:eastAsia="Times New Roman" w:cs="Times New Roman"/>
           <w:szCs w:val="26"/>
@@ -1105,8 +1177,9 @@
     </w:p>
     <w:p>
       <w:pPr>
-        <w:spacing w:after="0" w:line="240" w:lineRule="auto"/>
-        <w:jc w:val="left"/>
+        <w:pStyle w:val="Normal"/>
+        <w:spacing w:lineRule="auto" w:line="240" w:before="0" w:after="0"/>
+        <w:jc w:val="start"/>
         <w:rPr>
           <w:rFonts w:eastAsia="Times New Roman" w:cs="Times New Roman"/>
           <w:szCs w:val="26"/>
@@ -1121,34 +1194,37 @@
       </w:r>
     </w:p>
     <w:sectPr>
-      <w:pgSz w:w="11907" w:h="16840" w:code="9"/>
-      <w:pgMar w:top="1134" w:right="1134" w:bottom="1134" w:left="1701" w:header="720" w:footer="720" w:gutter="0"/>
-      <w:cols w:space="720"/>
-      <w:docGrid w:linePitch="360"/>
+      <w:type w:val="nextPage"/>
+      <w:pgSz w:w="11906" w:h="16838"/>
+      <w:pgMar w:left="1701" w:right="1134" w:gutter="0" w:header="0" w:top="1134" w:footer="0" w:bottom="1134"/>
+      <w:pgNumType w:fmt="decimal"/>
+      <w:formProt w:val="false"/>
+      <w:textDirection w:val="lrTb"/>
+      <w:docGrid w:type="default" w:linePitch="360" w:charSpace="0"/>
     </w:sectPr>
   </w:body>
 </w:document>
 </file>
 
 <file path=word/numbering.xml><?xml version="1.0" encoding="utf-8"?>
-<w:numbering xmlns:wpc="http://schemas.microsoft.com/office/word/2010/wordprocessingCanvas" xmlns:cx="http://schemas.microsoft.com/office/drawing/2014/chartex" xmlns:mc="http://schemas.openxmlformats.org/markup-compatibility/2006" xmlns:o="urn:schemas-microsoft-com:office:office" xmlns:r="http://schemas.openxmlformats.org/officeDocument/2006/relationships" xmlns:m="http://schemas.openxmlformats.org/officeDocument/2006/math" xmlns:v="urn:schemas-microsoft-com:vml" xmlns:wp14="http://schemas.microsoft.com/office/word/2010/wordprocessingDrawing" xmlns:wp="http://schemas.openxmlformats.org/drawingml/2006/wordprocessingDrawing" xmlns:w10="urn:schemas-microsoft-com:office:word" xmlns:w="http://schemas.openxmlformats.org/wordprocessingml/2006/main" xmlns:w14="http://schemas.microsoft.com/office/word/2010/wordml" xmlns:w15="http://schemas.microsoft.com/office/word/2012/wordml" xmlns:w16se="http://schemas.microsoft.com/office/word/2015/wordml/symex" xmlns:wpg="http://schemas.microsoft.com/office/word/2010/wordprocessingGroup" xmlns:wpi="http://schemas.microsoft.com/office/word/2010/wordprocessingInk" xmlns:wne="http://schemas.microsoft.com/office/word/2006/wordml" xmlns:wps="http://schemas.microsoft.com/office/word/2010/wordprocessingShape" mc:Ignorable="w14 w15 w16se wp14">
-  <w:abstractNum w:abstractNumId="0" w15:restartNumberingAfterBreak="0">
-    <w:nsid w:val="25607D77"/>
-    <w:multiLevelType w:val="multilevel"/>
-    <w:tmpl w:val="25607D77"/>
+<w:numbering xmlns:w="http://schemas.openxmlformats.org/wordprocessingml/2006/main" xmlns:o="urn:schemas-microsoft-com:office:office" xmlns:r="http://schemas.openxmlformats.org/officeDocument/2006/relationships" xmlns:v="urn:schemas-microsoft-com:vml" xmlns:mc="http://schemas.openxmlformats.org/markup-compatibility/2006" xmlns:w14="http://schemas.microsoft.com/office/word/2010/wordml" mc:Ignorable="w14">
+  <w:abstractNum w:abstractNumId="1">
     <w:lvl w:ilvl="0">
       <w:start w:val="1"/>
       <w:numFmt w:val="decimal"/>
       <w:suff w:val="space"/>
       <w:lvlText w:val="Câu %1:"/>
-      <w:lvlJc w:val="left"/>
-      <w:pPr>
-        <w:ind w:left="0" w:firstLine="0"/>
+      <w:lvlJc w:val="start"/>
+      <w:pPr>
+        <w:tabs>
+          <w:tab w:val="num" w:pos="0"/>
+        </w:tabs>
+        <w:ind w:start="0" w:hanging="0"/>
       </w:pPr>
       <w:rPr>
-        <w:rFonts w:ascii="Times New Roman" w:hAnsi="Times New Roman" w:hint="default"/>
+        <w:rFonts w:ascii="Times New Roman" w:hAnsi="Times New Roman"/>
         <w:b/>
-        <w:i w:val="0"/>
+        <w:i w:val="false"/>
         <w:color w:val="auto"/>
         <w:sz w:val="26"/>
         <w:u w:val="single"/>
@@ -1159,14 +1235,16 @@
       <w:numFmt w:val="upperLetter"/>
       <w:suff w:val="space"/>
       <w:lvlText w:val="%2."/>
-      <w:lvlJc w:val="left"/>
-      <w:pPr>
-        <w:ind w:left="563" w:firstLine="97"/>
+      <w:lvlJc w:val="start"/>
+      <w:pPr>
+        <w:tabs>
+          <w:tab w:val="num" w:pos="0"/>
+        </w:tabs>
+        <w:ind w:start="563" w:firstLine="97"/>
       </w:pPr>
       <w:rPr>
-        <w:rFonts w:hint="default"/>
-        <w:b w:val="0"/>
-        <w:bCs w:val="0"/>
+        <w:b w:val="false"/>
+        <w:bCs w:val="false"/>
         <w:color w:val="auto"/>
       </w:rPr>
     </w:lvl>
@@ -1174,197 +1252,210 @@
       <w:start w:val="1"/>
       <w:numFmt w:val="lowerRoman"/>
       <w:lvlText w:val="%3)"/>
-      <w:lvlJc w:val="left"/>
-      <w:pPr>
-        <w:ind w:left="1080" w:hanging="360"/>
-      </w:pPr>
-      <w:rPr>
-        <w:rFonts w:hint="default"/>
-      </w:rPr>
+      <w:lvlJc w:val="start"/>
+      <w:pPr>
+        <w:tabs>
+          <w:tab w:val="num" w:pos="0"/>
+        </w:tabs>
+        <w:ind w:start="1080" w:hanging="360"/>
+      </w:pPr>
+      <w:rPr/>
     </w:lvl>
     <w:lvl w:ilvl="3">
       <w:start w:val="1"/>
       <w:numFmt w:val="decimal"/>
       <w:lvlText w:val="(%4)"/>
-      <w:lvlJc w:val="left"/>
-      <w:pPr>
-        <w:ind w:left="1440" w:hanging="360"/>
-      </w:pPr>
-      <w:rPr>
-        <w:rFonts w:hint="default"/>
-      </w:rPr>
+      <w:lvlJc w:val="start"/>
+      <w:pPr>
+        <w:tabs>
+          <w:tab w:val="num" w:pos="0"/>
+        </w:tabs>
+        <w:ind w:start="1440" w:hanging="360"/>
+      </w:pPr>
+      <w:rPr/>
     </w:lvl>
     <w:lvl w:ilvl="4">
       <w:start w:val="1"/>
       <w:numFmt w:val="lowerLetter"/>
       <w:lvlText w:val="(%5)"/>
-      <w:lvlJc w:val="left"/>
-      <w:pPr>
-        <w:ind w:left="1800" w:hanging="360"/>
-      </w:pPr>
-      <w:rPr>
-        <w:rFonts w:hint="default"/>
-      </w:rPr>
+      <w:lvlJc w:val="start"/>
+      <w:pPr>
+        <w:tabs>
+          <w:tab w:val="num" w:pos="0"/>
+        </w:tabs>
+        <w:ind w:start="1800" w:hanging="360"/>
+      </w:pPr>
+      <w:rPr/>
     </w:lvl>
     <w:lvl w:ilvl="5">
       <w:start w:val="1"/>
       <w:numFmt w:val="lowerRoman"/>
       <w:lvlText w:val="(%6)"/>
-      <w:lvlJc w:val="left"/>
-      <w:pPr>
-        <w:ind w:left="2160" w:hanging="360"/>
-      </w:pPr>
-      <w:rPr>
-        <w:rFonts w:hint="default"/>
-      </w:rPr>
+      <w:lvlJc w:val="start"/>
+      <w:pPr>
+        <w:tabs>
+          <w:tab w:val="num" w:pos="0"/>
+        </w:tabs>
+        <w:ind w:start="2160" w:hanging="360"/>
+      </w:pPr>
+      <w:rPr/>
     </w:lvl>
     <w:lvl w:ilvl="6">
       <w:start w:val="1"/>
       <w:numFmt w:val="decimal"/>
       <w:lvlText w:val="%7."/>
-      <w:lvlJc w:val="left"/>
-      <w:pPr>
-        <w:ind w:left="2520" w:hanging="360"/>
-      </w:pPr>
-      <w:rPr>
-        <w:rFonts w:hint="default"/>
-      </w:rPr>
+      <w:lvlJc w:val="start"/>
+      <w:pPr>
+        <w:tabs>
+          <w:tab w:val="num" w:pos="0"/>
+        </w:tabs>
+        <w:ind w:start="2520" w:hanging="360"/>
+      </w:pPr>
+      <w:rPr/>
     </w:lvl>
     <w:lvl w:ilvl="7">
       <w:start w:val="1"/>
       <w:numFmt w:val="lowerLetter"/>
       <w:lvlText w:val="%8."/>
-      <w:lvlJc w:val="left"/>
-      <w:pPr>
-        <w:ind w:left="2880" w:hanging="360"/>
-      </w:pPr>
-      <w:rPr>
-        <w:rFonts w:hint="default"/>
-      </w:rPr>
+      <w:lvlJc w:val="start"/>
+      <w:pPr>
+        <w:tabs>
+          <w:tab w:val="num" w:pos="0"/>
+        </w:tabs>
+        <w:ind w:start="2880" w:hanging="360"/>
+      </w:pPr>
+      <w:rPr/>
     </w:lvl>
     <w:lvl w:ilvl="8">
       <w:start w:val="1"/>
       <w:numFmt w:val="lowerRoman"/>
       <w:lvlText w:val="%9."/>
-      <w:lvlJc w:val="left"/>
-      <w:pPr>
-        <w:ind w:left="3240" w:hanging="360"/>
-      </w:pPr>
-      <w:rPr>
-        <w:rFonts w:hint="default"/>
-      </w:rPr>
+      <w:lvlJc w:val="start"/>
+      <w:pPr>
+        <w:tabs>
+          <w:tab w:val="num" w:pos="0"/>
+        </w:tabs>
+        <w:ind w:start="3240" w:hanging="360"/>
+      </w:pPr>
+      <w:rPr/>
     </w:lvl>
   </w:abstractNum>
-  <w:abstractNum w:abstractNumId="1" w15:restartNumberingAfterBreak="0">
-    <w:nsid w:val="76126D27"/>
-    <w:multiLevelType w:val="multilevel"/>
-    <w:tmpl w:val="A036DD36"/>
+  <w:abstractNum w:abstractNumId="2">
     <w:lvl w:ilvl="0">
       <w:start w:val="1"/>
-      <w:numFmt w:val="decimal"/>
-      <w:lvlText w:val="%1."/>
-      <w:lvlJc w:val="left"/>
+      <w:numFmt w:val="none"/>
+      <w:suff w:val="nothing"/>
+      <w:lvlText w:val=""/>
+      <w:lvlJc w:val="start"/>
       <w:pPr>
         <w:tabs>
-          <w:tab w:val="num" w:pos="720"/>
+          <w:tab w:val="num" w:pos="0"/>
         </w:tabs>
-        <w:ind w:left="720" w:hanging="360"/>
+        <w:ind w:start="0" w:hanging="0"/>
       </w:pPr>
     </w:lvl>
-    <w:lvl w:ilvl="1" w:tentative="1">
+    <w:lvl w:ilvl="1">
       <w:start w:val="1"/>
-      <w:numFmt w:val="decimal"/>
-      <w:lvlText w:val="%2."/>
-      <w:lvlJc w:val="left"/>
+      <w:numFmt w:val="none"/>
+      <w:suff w:val="nothing"/>
+      <w:lvlText w:val=""/>
+      <w:lvlJc w:val="start"/>
       <w:pPr>
         <w:tabs>
-          <w:tab w:val="num" w:pos="1440"/>
+          <w:tab w:val="num" w:pos="0"/>
         </w:tabs>
-        <w:ind w:left="1440" w:hanging="360"/>
+        <w:ind w:start="0" w:hanging="0"/>
       </w:pPr>
     </w:lvl>
-    <w:lvl w:ilvl="2" w:tentative="1">
+    <w:lvl w:ilvl="2">
       <w:start w:val="1"/>
-      <w:numFmt w:val="decimal"/>
-      <w:lvlText w:val="%3."/>
-      <w:lvlJc w:val="left"/>
+      <w:numFmt w:val="none"/>
+      <w:suff w:val="nothing"/>
+      <w:lvlText w:val=""/>
+      <w:lvlJc w:val="start"/>
       <w:pPr>
         <w:tabs>
-          <w:tab w:val="num" w:pos="2160"/>
+          <w:tab w:val="num" w:pos="0"/>
         </w:tabs>
-        <w:ind w:left="2160" w:hanging="360"/>
+        <w:ind w:start="0" w:hanging="0"/>
       </w:pPr>
     </w:lvl>
-    <w:lvl w:ilvl="3" w:tentative="1">
+    <w:lvl w:ilvl="3">
       <w:start w:val="1"/>
-      <w:numFmt w:val="decimal"/>
-      <w:lvlText w:val="%4."/>
-      <w:lvlJc w:val="left"/>
+      <w:numFmt w:val="none"/>
+      <w:suff w:val="nothing"/>
+      <w:lvlText w:val=""/>
+      <w:lvlJc w:val="start"/>
       <w:pPr>
         <w:tabs>
-          <w:tab w:val="num" w:pos="2880"/>
+          <w:tab w:val="num" w:pos="0"/>
         </w:tabs>
-        <w:ind w:left="2880" w:hanging="360"/>
+        <w:ind w:start="0" w:hanging="0"/>
       </w:pPr>
     </w:lvl>
-    <w:lvl w:ilvl="4" w:tentative="1">
+    <w:lvl w:ilvl="4">
       <w:start w:val="1"/>
-      <w:numFmt w:val="decimal"/>
-      <w:lvlText w:val="%5."/>
-      <w:lvlJc w:val="left"/>
+      <w:numFmt w:val="none"/>
+      <w:suff w:val="nothing"/>
+      <w:lvlText w:val=""/>
+      <w:lvlJc w:val="start"/>
       <w:pPr>
         <w:tabs>
-          <w:tab w:val="num" w:pos="3600"/>
+          <w:tab w:val="num" w:pos="0"/>
         </w:tabs>
-        <w:ind w:left="3600" w:hanging="360"/>
+        <w:ind w:start="0" w:hanging="0"/>
       </w:pPr>
     </w:lvl>
-    <w:lvl w:ilvl="5" w:tentative="1">
+    <w:lvl w:ilvl="5">
       <w:start w:val="1"/>
-      <w:numFmt w:val="decimal"/>
-      <w:lvlText w:val="%6."/>
-      <w:lvlJc w:val="left"/>
+      <w:numFmt w:val="none"/>
+      <w:suff w:val="nothing"/>
+      <w:lvlText w:val=""/>
+      <w:lvlJc w:val="start"/>
       <w:pPr>
         <w:tabs>
-          <w:tab w:val="num" w:pos="4320"/>
+          <w:tab w:val="num" w:pos="0"/>
         </w:tabs>
-        <w:ind w:left="4320" w:hanging="360"/>
+        <w:ind w:start="0" w:hanging="0"/>
       </w:pPr>
     </w:lvl>
-    <w:lvl w:ilvl="6" w:tentative="1">
+    <w:lvl w:ilvl="6">
       <w:start w:val="1"/>
-      <w:numFmt w:val="decimal"/>
-      <w:lvlText w:val="%7."/>
-      <w:lvlJc w:val="left"/>
+      <w:numFmt w:val="none"/>
+      <w:suff w:val="nothing"/>
+      <w:lvlText w:val=""/>
+      <w:lvlJc w:val="start"/>
       <w:pPr>
         <w:tabs>
-          <w:tab w:val="num" w:pos="5040"/>
+          <w:tab w:val="num" w:pos="0"/>
         </w:tabs>
-        <w:ind w:left="5040" w:hanging="360"/>
+        <w:ind w:start="0" w:hanging="0"/>
       </w:pPr>
     </w:lvl>
-    <w:lvl w:ilvl="7" w:tentative="1">
+    <w:lvl w:ilvl="7">
       <w:start w:val="1"/>
-      <w:numFmt w:val="decimal"/>
-      <w:lvlText w:val="%8."/>
-      <w:lvlJc w:val="left"/>
+      <w:numFmt w:val="none"/>
+      <w:suff w:val="nothing"/>
+      <w:lvlText w:val=""/>
+      <w:lvlJc w:val="start"/>
       <w:pPr>
         <w:tabs>
-          <w:tab w:val="num" w:pos="5760"/>
+          <w:tab w:val="num" w:pos="0"/>
         </w:tabs>
-        <w:ind w:left="5760" w:hanging="360"/>
+        <w:ind w:start="0" w:hanging="0"/>
       </w:pPr>
     </w:lvl>
-    <w:lvl w:ilvl="8" w:tentative="1">
+    <w:lvl w:ilvl="8">
       <w:start w:val="1"/>
-      <w:numFmt w:val="decimal"/>
-      <w:lvlText w:val="%9."/>
-      <w:lvlJc w:val="left"/>
+      <w:numFmt w:val="none"/>
+      <w:suff w:val="nothing"/>
+      <w:lvlText w:val=""/>
+      <w:lvlJc w:val="start"/>
       <w:pPr>
         <w:tabs>
-          <w:tab w:val="num" w:pos="6480"/>
+          <w:tab w:val="num" w:pos="0"/>
         </w:tabs>
-        <w:ind w:left="6480" w:hanging="360"/>
+        <w:ind w:start="0" w:hanging="0"/>
       </w:pPr>
     </w:lvl>
   </w:abstractNum>
@@ -1372,17 +1463,17 @@
     <w:abstractNumId w:val="1"/>
   </w:num>
   <w:num w:numId="2">
-    <w:abstractNumId w:val="0"/>
+    <w:abstractNumId w:val="2"/>
   </w:num>
 </w:numbering>
 </file>
 
 <file path=word/styles.xml><?xml version="1.0" encoding="utf-8"?>
-<w:styles xmlns:mc="http://schemas.openxmlformats.org/markup-compatibility/2006" xmlns:r="http://schemas.openxmlformats.org/officeDocument/2006/relationships" xmlns:w="http://schemas.openxmlformats.org/wordprocessingml/2006/main" xmlns:w14="http://schemas.microsoft.com/office/word/2010/wordml" xmlns:w15="http://schemas.microsoft.com/office/word/2012/wordml" xmlns:w16se="http://schemas.microsoft.com/office/word/2015/wordml/symex" mc:Ignorable="w14 w15 w16se">
+<w:styles xmlns:w="http://schemas.openxmlformats.org/wordprocessingml/2006/main" xmlns:w14="http://schemas.microsoft.com/office/word/2010/wordml" xmlns:mc="http://schemas.openxmlformats.org/markup-compatibility/2006" mc:Ignorable="w14">
   <w:docDefaults>
     <w:rPrDefault>
       <w:rPr>
-        <w:rFonts w:asciiTheme="minorHAnsi" w:eastAsiaTheme="minorHAnsi" w:hAnsiTheme="minorHAnsi" w:cstheme="minorBidi"/>
+        <w:rFonts w:ascii="Calibri" w:hAnsi="Calibri" w:eastAsia="Calibri" w:cs="" w:asciiTheme="minorHAnsi" w:cstheme="minorBidi" w:eastAsiaTheme="minorHAnsi" w:hAnsiTheme="minorHAnsi"/>
         <w:sz w:val="22"/>
         <w:szCs w:val="22"/>
         <w:lang w:val="en-US" w:eastAsia="en-US" w:bidi="ar-SA"/>
@@ -1390,21 +1481,21 @@
     </w:rPrDefault>
     <w:pPrDefault>
       <w:pPr>
-        <w:spacing w:after="160" w:line="259" w:lineRule="auto"/>
+        <w:suppressAutoHyphens w:val="true"/>
       </w:pPr>
     </w:pPrDefault>
   </w:docDefaults>
   <w:latentStyles w:defLockedState="0" w:defUIPriority="99" w:defSemiHidden="0" w:defUnhideWhenUsed="0" w:defQFormat="0" w:count="371">
     <w:lsdException w:name="Normal" w:uiPriority="0" w:qFormat="1"/>
     <w:lsdException w:name="heading 1" w:uiPriority="9" w:qFormat="1"/>
-    <w:lsdException w:name="heading 2" w:semiHidden="1" w:uiPriority="9" w:unhideWhenUsed="1" w:qFormat="1"/>
-    <w:lsdException w:name="heading 3" w:semiHidden="1" w:uiPriority="9" w:unhideWhenUsed="1" w:qFormat="1"/>
-    <w:lsdException w:name="heading 4" w:semiHidden="1" w:uiPriority="9" w:unhideWhenUsed="1" w:qFormat="1"/>
-    <w:lsdException w:name="heading 5" w:semiHidden="1" w:uiPriority="9" w:unhideWhenUsed="1" w:qFormat="1"/>
-    <w:lsdException w:name="heading 6" w:semiHidden="1" w:uiPriority="9" w:unhideWhenUsed="1" w:qFormat="1"/>
-    <w:lsdException w:name="heading 7" w:semiHidden="1" w:uiPriority="9" w:unhideWhenUsed="1" w:qFormat="1"/>
-    <w:lsdException w:name="heading 8" w:semiHidden="1" w:uiPriority="9" w:unhideWhenUsed="1" w:qFormat="1"/>
-    <w:lsdException w:name="heading 9" w:semiHidden="1" w:uiPriority="9" w:unhideWhenUsed="1" w:qFormat="1"/>
+    <w:lsdException w:name="heading 2" w:uiPriority="9" w:semiHidden="1" w:unhideWhenUsed="1" w:qFormat="1"/>
+    <w:lsdException w:name="heading 3" w:uiPriority="9" w:semiHidden="1" w:unhideWhenUsed="1" w:qFormat="1"/>
+    <w:lsdException w:name="heading 4" w:uiPriority="9" w:semiHidden="1" w:unhideWhenUsed="1" w:qFormat="1"/>
+    <w:lsdException w:name="heading 5" w:uiPriority="9" w:semiHidden="1" w:unhideWhenUsed="1" w:qFormat="1"/>
+    <w:lsdException w:name="heading 6" w:uiPriority="9" w:semiHidden="1" w:unhideWhenUsed="1" w:qFormat="1"/>
+    <w:lsdException w:name="heading 7" w:uiPriority="9" w:semiHidden="1" w:unhideWhenUsed="1" w:qFormat="1"/>
+    <w:lsdException w:name="heading 8" w:uiPriority="9" w:semiHidden="1" w:unhideWhenUsed="1" w:qFormat="1"/>
+    <w:lsdException w:name="heading 9" w:uiPriority="9" w:semiHidden="1" w:unhideWhenUsed="1" w:qFormat="1"/>
     <w:lsdException w:name="index 1" w:semiHidden="1" w:unhideWhenUsed="1"/>
     <w:lsdException w:name="index 2" w:semiHidden="1" w:unhideWhenUsed="1"/>
     <w:lsdException w:name="index 3" w:semiHidden="1" w:unhideWhenUsed="1"/>
@@ -1414,22 +1505,22 @@
     <w:lsdException w:name="index 7" w:semiHidden="1" w:unhideWhenUsed="1"/>
     <w:lsdException w:name="index 8" w:semiHidden="1" w:unhideWhenUsed="1"/>
     <w:lsdException w:name="index 9" w:semiHidden="1" w:unhideWhenUsed="1"/>
-    <w:lsdException w:name="toc 1" w:semiHidden="1" w:uiPriority="39" w:unhideWhenUsed="1"/>
-    <w:lsdException w:name="toc 2" w:semiHidden="1" w:uiPriority="39" w:unhideWhenUsed="1"/>
-    <w:lsdException w:name="toc 3" w:semiHidden="1" w:uiPriority="39" w:unhideWhenUsed="1"/>
-    <w:lsdException w:name="toc 4" w:semiHidden="1" w:uiPriority="39" w:unhideWhenUsed="1"/>
-    <w:lsdException w:name="toc 5" w:semiHidden="1" w:uiPriority="39" w:unhideWhenUsed="1"/>
-    <w:lsdException w:name="toc 6" w:semiHidden="1" w:uiPriority="39" w:unhideWhenUsed="1"/>
-    <w:lsdException w:name="toc 7" w:semiHidden="1" w:uiPriority="39" w:unhideWhenUsed="1"/>
-    <w:lsdException w:name="toc 8" w:semiHidden="1" w:uiPriority="39" w:unhideWhenUsed="1"/>
-    <w:lsdException w:name="toc 9" w:semiHidden="1" w:uiPriority="39" w:unhideWhenUsed="1"/>
+    <w:lsdException w:name="toc 1" w:uiPriority="39" w:semiHidden="1" w:unhideWhenUsed="1"/>
+    <w:lsdException w:name="toc 2" w:uiPriority="39" w:semiHidden="1" w:unhideWhenUsed="1"/>
+    <w:lsdException w:name="toc 3" w:uiPriority="39" w:semiHidden="1" w:unhideWhenUsed="1"/>
+    <w:lsdException w:name="toc 4" w:uiPriority="39" w:semiHidden="1" w:unhideWhenUsed="1"/>
+    <w:lsdException w:name="toc 5" w:uiPriority="39" w:semiHidden="1" w:unhideWhenUsed="1"/>
+    <w:lsdException w:name="toc 6" w:uiPriority="39" w:semiHidden="1" w:unhideWhenUsed="1"/>
+    <w:lsdException w:name="toc 7" w:uiPriority="39" w:semiHidden="1" w:unhideWhenUsed="1"/>
+    <w:lsdException w:name="toc 8" w:uiPriority="39" w:semiHidden="1" w:unhideWhenUsed="1"/>
+    <w:lsdException w:name="toc 9" w:uiPriority="39" w:semiHidden="1" w:unhideWhenUsed="1"/>
     <w:lsdException w:name="Normal Indent" w:semiHidden="1" w:unhideWhenUsed="1"/>
     <w:lsdException w:name="footnote text" w:semiHidden="1" w:unhideWhenUsed="1"/>
     <w:lsdException w:name="annotation text" w:semiHidden="1" w:unhideWhenUsed="1"/>
     <w:lsdException w:name="header" w:semiHidden="1" w:unhideWhenUsed="1"/>
     <w:lsdException w:name="footer" w:semiHidden="1" w:unhideWhenUsed="1"/>
     <w:lsdException w:name="index heading" w:semiHidden="1" w:unhideWhenUsed="1"/>
-    <w:lsdException w:name="caption" w:semiHidden="1" w:uiPriority="35" w:unhideWhenUsed="1" w:qFormat="1"/>
+    <w:lsdException w:name="caption" w:uiPriority="35" w:semiHidden="1" w:unhideWhenUsed="1" w:qFormat="1"/>
     <w:lsdException w:name="table of figures" w:semiHidden="1" w:unhideWhenUsed="1"/>
     <w:lsdException w:name="envelope address" w:semiHidden="1" w:unhideWhenUsed="1"/>
     <w:lsdException w:name="envelope return" w:semiHidden="1" w:unhideWhenUsed="1"/>
@@ -1460,7 +1551,7 @@
     <w:lsdException w:name="Title" w:uiPriority="10" w:qFormat="1"/>
     <w:lsdException w:name="Closing" w:semiHidden="1" w:unhideWhenUsed="1"/>
     <w:lsdException w:name="Signature" w:semiHidden="1" w:unhideWhenUsed="1"/>
-    <w:lsdException w:name="Default Paragraph Font" w:semiHidden="1" w:uiPriority="1" w:unhideWhenUsed="1"/>
+    <w:lsdException w:name="Default Paragraph Font" w:uiPriority="1" w:semiHidden="1" w:unhideWhenUsed="1"/>
     <w:lsdException w:name="Body Text" w:semiHidden="1" w:unhideWhenUsed="1"/>
     <w:lsdException w:name="Body Text Indent" w:semiHidden="1" w:unhideWhenUsed="1"/>
     <w:lsdException w:name="List Continue" w:semiHidden="1" w:unhideWhenUsed="1"/>
@@ -1660,8 +1751,8 @@
     <w:lsdException w:name="Subtle Reference" w:uiPriority="31" w:qFormat="1"/>
     <w:lsdException w:name="Intense Reference" w:uiPriority="32" w:qFormat="1"/>
     <w:lsdException w:name="Book Title" w:uiPriority="33" w:qFormat="1"/>
-    <w:lsdException w:name="Bibliography" w:semiHidden="1" w:uiPriority="37" w:unhideWhenUsed="1"/>
-    <w:lsdException w:name="TOC Heading" w:semiHidden="1" w:uiPriority="39" w:unhideWhenUsed="1" w:qFormat="1"/>
+    <w:lsdException w:name="Bibliography" w:uiPriority="37" w:semiHidden="1" w:unhideWhenUsed="1"/>
+    <w:lsdException w:name="TOC Heading" w:uiPriority="39" w:semiHidden="1" w:unhideWhenUsed="1" w:qFormat="1"/>
     <w:lsdException w:name="Plain Table 1" w:uiPriority="41"/>
     <w:lsdException w:name="Plain Table 2" w:uiPriority="42"/>
     <w:lsdException w:name="Plain Table 3" w:uiPriority="43"/>
@@ -1767,17 +1858,23 @@
     <w:lsdException w:name="List Table 6 Colorful Accent 6" w:uiPriority="51"/>
     <w:lsdException w:name="List Table 7 Colorful Accent 6" w:uiPriority="52"/>
   </w:latentStyles>
-  <w:style w:type="paragraph" w:default="1" w:styleId="Normal">
+  <w:style w:type="paragraph" w:styleId="Normal" w:default="1">
     <w:name w:val="Normal"/>
     <w:qFormat/>
-    <w:rsid w:val="00C12B7E"/>
+    <w:rsid w:val="00c12b7e"/>
     <w:pPr>
-      <w:spacing w:after="120" w:line="324" w:lineRule="auto"/>
+      <w:widowControl/>
+      <w:bidi w:val="0"/>
+      <w:spacing w:lineRule="auto" w:line="324" w:before="0" w:after="120"/>
       <w:jc w:val="both"/>
     </w:pPr>
     <w:rPr>
-      <w:rFonts w:ascii="Times New Roman" w:hAnsi="Times New Roman"/>
+      <w:rFonts w:ascii="Times New Roman" w:hAnsi="Times New Roman" w:eastAsia="Calibri" w:cs="" w:cstheme="minorBidi" w:eastAsiaTheme="minorHAnsi"/>
+      <w:color w:val="auto"/>
+      <w:kern w:val="0"/>
       <w:sz w:val="26"/>
+      <w:szCs w:val="22"/>
+      <w:lang w:val="en-US" w:eastAsia="en-US" w:bidi="ar-SA"/>
     </w:rPr>
   </w:style>
   <w:style w:type="paragraph" w:styleId="Heading1">
@@ -1788,16 +1885,16 @@
     <w:autoRedefine/>
     <w:uiPriority w:val="9"/>
     <w:qFormat/>
-    <w:rsid w:val="00C12B7E"/>
+    <w:rsid w:val="00c12b7e"/>
     <w:pPr>
-      <w:keepNext/>
+      <w:keepNext w:val="true"/>
       <w:keepLines/>
       <w:spacing w:before="240" w:after="0"/>
-      <w:jc w:val="left"/>
+      <w:jc w:val="start"/>
       <w:outlineLvl w:val="0"/>
     </w:pPr>
     <w:rPr>
-      <w:rFonts w:eastAsiaTheme="majorEastAsia" w:cstheme="majorBidi"/>
+      <w:rFonts w:eastAsia="" w:cs="" w:cstheme="majorBidi" w:eastAsiaTheme="majorEastAsia"/>
       <w:b/>
       <w:szCs w:val="32"/>
     </w:rPr>
@@ -1812,16 +1909,16 @@
     <w:semiHidden/>
     <w:unhideWhenUsed/>
     <w:qFormat/>
-    <w:rsid w:val="00C12B7E"/>
+    <w:rsid w:val="00c12b7e"/>
     <w:pPr>
-      <w:keepNext/>
+      <w:keepNext w:val="true"/>
       <w:keepLines/>
       <w:spacing w:before="120" w:after="0"/>
-      <w:jc w:val="left"/>
+      <w:jc w:val="start"/>
       <w:outlineLvl w:val="1"/>
     </w:pPr>
     <w:rPr>
-      <w:rFonts w:eastAsiaTheme="majorEastAsia" w:cstheme="majorBidi"/>
+      <w:rFonts w:eastAsia="" w:cs="" w:cstheme="majorBidi" w:eastAsiaTheme="majorEastAsia"/>
       <w:b/>
       <w:szCs w:val="26"/>
     </w:rPr>
@@ -1835,26 +1932,158 @@
     <w:uiPriority w:val="9"/>
     <w:unhideWhenUsed/>
     <w:qFormat/>
-    <w:rsid w:val="00C12B7E"/>
+    <w:rsid w:val="00c12b7e"/>
     <w:pPr>
-      <w:keepNext/>
+      <w:keepNext w:val="true"/>
       <w:keepLines/>
       <w:spacing w:before="120" w:after="0"/>
-      <w:jc w:val="left"/>
+      <w:jc w:val="start"/>
       <w:outlineLvl w:val="2"/>
     </w:pPr>
     <w:rPr>
-      <w:rFonts w:eastAsiaTheme="majorEastAsia" w:cstheme="majorBidi"/>
+      <w:rFonts w:eastAsia="" w:cs="" w:cstheme="majorBidi" w:eastAsiaTheme="majorEastAsia"/>
       <w:b/>
       <w:i/>
       <w:szCs w:val="24"/>
     </w:rPr>
   </w:style>
-  <w:style w:type="character" w:default="1" w:styleId="DefaultParagraphFont">
+  <w:style w:type="character" w:styleId="DefaultParagraphFont" w:default="1">
     <w:name w:val="Default Paragraph Font"/>
     <w:uiPriority w:val="1"/>
     <w:semiHidden/>
     <w:unhideWhenUsed/>
+    <w:qFormat/>
+    <w:rPr/>
+  </w:style>
+  <w:style w:type="character" w:styleId="Heading1Char" w:customStyle="1">
+    <w:name w:val="Heading 1 Char"/>
+    <w:basedOn w:val="DefaultParagraphFont"/>
+    <w:link w:val="Heading1"/>
+    <w:uiPriority w:val="9"/>
+    <w:qFormat/>
+    <w:rsid w:val="00c12b7e"/>
+    <w:rPr>
+      <w:rFonts w:ascii="Times New Roman" w:hAnsi="Times New Roman" w:eastAsia="" w:cs="" w:cstheme="majorBidi" w:eastAsiaTheme="majorEastAsia"/>
+      <w:b/>
+      <w:sz w:val="26"/>
+      <w:szCs w:val="32"/>
+    </w:rPr>
+  </w:style>
+  <w:style w:type="character" w:styleId="Heading2Char" w:customStyle="1">
+    <w:name w:val="Heading 2 Char"/>
+    <w:basedOn w:val="DefaultParagraphFont"/>
+    <w:link w:val="Heading2"/>
+    <w:uiPriority w:val="9"/>
+    <w:semiHidden/>
+    <w:qFormat/>
+    <w:rsid w:val="00c12b7e"/>
+    <w:rPr>
+      <w:rFonts w:ascii="Times New Roman" w:hAnsi="Times New Roman" w:eastAsia="" w:cs="" w:cstheme="majorBidi" w:eastAsiaTheme="majorEastAsia"/>
+      <w:b/>
+      <w:sz w:val="26"/>
+      <w:szCs w:val="26"/>
+    </w:rPr>
+  </w:style>
+  <w:style w:type="character" w:styleId="Heading3Char" w:customStyle="1">
+    <w:name w:val="Heading 3 Char"/>
+    <w:basedOn w:val="DefaultParagraphFont"/>
+    <w:link w:val="Heading3"/>
+    <w:uiPriority w:val="9"/>
+    <w:qFormat/>
+    <w:rsid w:val="00c12b7e"/>
+    <w:rPr>
+      <w:rFonts w:ascii="Times New Roman" w:hAnsi="Times New Roman" w:eastAsia="" w:cs="" w:cstheme="majorBidi" w:eastAsiaTheme="majorEastAsia"/>
+      <w:b/>
+      <w:i/>
+      <w:sz w:val="26"/>
+      <w:szCs w:val="24"/>
+    </w:rPr>
+  </w:style>
+  <w:style w:type="paragraph" w:styleId="Heading">
+    <w:name w:val="Heading"/>
+    <w:basedOn w:val="Normal"/>
+    <w:next w:val="BodyText"/>
+    <w:qFormat/>
+    <w:pPr>
+      <w:keepNext w:val="true"/>
+      <w:spacing w:before="240" w:after="120"/>
+    </w:pPr>
+    <w:rPr>
+      <w:rFonts w:ascii="Liberation Sans" w:hAnsi="Liberation Sans" w:eastAsia="Noto Sans CJK SC" w:cs="Noto Sans Devanagari"/>
+      <w:sz w:val="28"/>
+      <w:szCs w:val="28"/>
+    </w:rPr>
+  </w:style>
+  <w:style w:type="paragraph" w:styleId="BodyText">
+    <w:name w:val="Body Text"/>
+    <w:basedOn w:val="Normal"/>
+    <w:pPr>
+      <w:spacing w:lineRule="auto" w:line="276" w:before="0" w:after="140"/>
+    </w:pPr>
+    <w:rPr/>
+  </w:style>
+  <w:style w:type="paragraph" w:styleId="List">
+    <w:name w:val="List"/>
+    <w:basedOn w:val="BodyText"/>
+    <w:pPr/>
+    <w:rPr>
+      <w:rFonts w:cs="Noto Sans Devanagari"/>
+    </w:rPr>
+  </w:style>
+  <w:style w:type="paragraph" w:styleId="Caption">
+    <w:name w:val="caption"/>
+    <w:basedOn w:val="Normal"/>
+    <w:qFormat/>
+    <w:pPr>
+      <w:suppressLineNumbers/>
+      <w:spacing w:before="120" w:after="120"/>
+    </w:pPr>
+    <w:rPr>
+      <w:rFonts w:cs="Noto Sans Devanagari"/>
+      <w:i/>
+      <w:iCs/>
+      <w:sz w:val="24"/>
+      <w:szCs w:val="24"/>
+    </w:rPr>
+  </w:style>
+  <w:style w:type="paragraph" w:styleId="Index">
+    <w:name w:val="Index"/>
+    <w:basedOn w:val="Normal"/>
+    <w:qFormat/>
+    <w:pPr>
+      <w:suppressLineNumbers/>
+    </w:pPr>
+    <w:rPr>
+      <w:rFonts w:cs="Noto Sans Devanagari"/>
+    </w:rPr>
+  </w:style>
+  <w:style w:type="paragraph" w:styleId="NoSpacing">
+    <w:name w:val="No Spacing"/>
+    <w:autoRedefine/>
+    <w:uiPriority w:val="1"/>
+    <w:qFormat/>
+    <w:rsid w:val="00c12b7e"/>
+    <w:pPr>
+      <w:widowControl/>
+      <w:bidi w:val="0"/>
+      <w:spacing w:lineRule="auto" w:line="240" w:before="0" w:after="0"/>
+      <w:jc w:val="both"/>
+    </w:pPr>
+    <w:rPr>
+      <w:rFonts w:ascii="Times New Roman" w:hAnsi="Times New Roman" w:eastAsia="Calibri" w:cs="" w:cstheme="minorBidi" w:eastAsiaTheme="minorHAnsi"/>
+      <w:color w:val="auto"/>
+      <w:kern w:val="0"/>
+      <w:sz w:val="26"/>
+      <w:szCs w:val="22"/>
+      <w:lang w:val="en-US" w:eastAsia="en-US" w:bidi="ar-SA"/>
+    </w:rPr>
+  </w:style>
+  <w:style w:type="numbering" w:styleId="NoList" w:default="1">
+    <w:name w:val="No List"/>
+    <w:uiPriority w:val="99"/>
+    <w:semiHidden/>
+    <w:unhideWhenUsed/>
+    <w:qFormat/>
   </w:style>
   <w:style w:type="table" w:default="1" w:styleId="TableNormal">
     <w:name w:val="Normal Table"/>
@@ -1862,7 +2091,6 @@
     <w:semiHidden/>
     <w:unhideWhenUsed/>
     <w:tblPr>
-      <w:tblInd w:w="0" w:type="dxa"/>
       <w:tblCellMar>
         <w:top w:w="0" w:type="dxa"/>
         <w:left w:w="108" w:type="dxa"/>
@@ -1871,80 +2099,18 @@
       </w:tblCellMar>
     </w:tblPr>
   </w:style>
-  <w:style w:type="numbering" w:default="1" w:styleId="NoList">
-    <w:name w:val="No List"/>
-    <w:uiPriority w:val="99"/>
-    <w:semiHidden/>
-    <w:unhideWhenUsed/>
-  </w:style>
-  <w:style w:type="paragraph" w:styleId="NoSpacing">
-    <w:name w:val="No Spacing"/>
-    <w:autoRedefine/>
-    <w:uiPriority w:val="1"/>
-    <w:qFormat/>
-    <w:rsid w:val="00C12B7E"/>
-    <w:pPr>
-      <w:spacing w:after="0" w:line="240" w:lineRule="auto"/>
-      <w:jc w:val="both"/>
-    </w:pPr>
-    <w:rPr>
-      <w:rFonts w:ascii="Times New Roman" w:hAnsi="Times New Roman"/>
-      <w:sz w:val="26"/>
-    </w:rPr>
-  </w:style>
-  <w:style w:type="character" w:customStyle="1" w:styleId="Heading1Char">
-    <w:name w:val="Heading 1 Char"/>
-    <w:basedOn w:val="DefaultParagraphFont"/>
-    <w:link w:val="Heading1"/>
-    <w:uiPriority w:val="9"/>
-    <w:rsid w:val="00C12B7E"/>
-    <w:rPr>
-      <w:rFonts w:ascii="Times New Roman" w:eastAsiaTheme="majorEastAsia" w:hAnsi="Times New Roman" w:cstheme="majorBidi"/>
-      <w:b/>
-      <w:sz w:val="26"/>
-      <w:szCs w:val="32"/>
-    </w:rPr>
-  </w:style>
-  <w:style w:type="character" w:customStyle="1" w:styleId="Heading2Char">
-    <w:name w:val="Heading 2 Char"/>
-    <w:basedOn w:val="DefaultParagraphFont"/>
-    <w:link w:val="Heading2"/>
-    <w:uiPriority w:val="9"/>
-    <w:semiHidden/>
-    <w:rsid w:val="00C12B7E"/>
-    <w:rPr>
-      <w:rFonts w:ascii="Times New Roman" w:eastAsiaTheme="majorEastAsia" w:hAnsi="Times New Roman" w:cstheme="majorBidi"/>
-      <w:b/>
-      <w:sz w:val="26"/>
-      <w:szCs w:val="26"/>
-    </w:rPr>
-  </w:style>
-  <w:style w:type="character" w:customStyle="1" w:styleId="Heading3Char">
-    <w:name w:val="Heading 3 Char"/>
-    <w:basedOn w:val="DefaultParagraphFont"/>
-    <w:link w:val="Heading3"/>
-    <w:uiPriority w:val="9"/>
-    <w:rsid w:val="00C12B7E"/>
-    <w:rPr>
-      <w:rFonts w:ascii="Times New Roman" w:eastAsiaTheme="majorEastAsia" w:hAnsi="Times New Roman" w:cstheme="majorBidi"/>
-      <w:b/>
-      <w:i/>
-      <w:sz w:val="26"/>
-      <w:szCs w:val="24"/>
-    </w:rPr>
-  </w:style>
 </w:styles>
 </file>
 
 <file path=word/theme/theme1.xml><?xml version="1.0" encoding="utf-8"?>
-<a:theme xmlns:a="http://schemas.openxmlformats.org/drawingml/2006/main" name="Office Theme">
+<a:theme xmlns:a="http://schemas.openxmlformats.org/drawingml/2006/main" xmlns:r="http://schemas.openxmlformats.org/officeDocument/2006/relationships" name="Office Theme">
   <a:themeElements>
     <a:clrScheme name="Office">
       <a:dk1>
-        <a:sysClr val="windowText" lastClr="000000"/>
+        <a:srgbClr val="000000"/>
       </a:dk1>
       <a:lt1>
-        <a:sysClr val="window" lastClr="FFFFFF"/>
+        <a:srgbClr val="FFFFFF"/>
       </a:lt1>
       <a:dk2>
         <a:srgbClr val="44546A"/>
@@ -1979,119 +2145,55 @@
     </a:clrScheme>
     <a:fontScheme name="Office">
       <a:majorFont>
-        <a:latin typeface="Calibri Light" panose="020F0302020204030204"/>
+        <a:latin typeface="Calibri Light" panose="020F0302020204030204" pitchFamily="0" charset="1"/>
         <a:ea typeface=""/>
         <a:cs typeface=""/>
-        <a:font script="Jpan" typeface="游ゴシック Light"/>
-        <a:font script="Hang" typeface="맑은 고딕"/>
-        <a:font script="Hans" typeface="等线 Light"/>
-        <a:font script="Hant" typeface="新細明體"/>
-        <a:font script="Arab" typeface="Times New Roman"/>
-        <a:font script="Hebr" typeface="Times New Roman"/>
-        <a:font script="Thai" typeface="Angsana New"/>
-        <a:font script="Ethi" typeface="Nyala"/>
-        <a:font script="Beng" typeface="Vrinda"/>
-        <a:font script="Gujr" typeface="Shruti"/>
-        <a:font script="Khmr" typeface="MoolBoran"/>
-        <a:font script="Knda" typeface="Tunga"/>
-        <a:font script="Guru" typeface="Raavi"/>
-        <a:font script="Cans" typeface="Euphemia"/>
-        <a:font script="Cher" typeface="Plantagenet Cherokee"/>
-        <a:font script="Yiii" typeface="Microsoft Yi Baiti"/>
-        <a:font script="Tibt" typeface="Microsoft Himalaya"/>
-        <a:font script="Thaa" typeface="MV Boli"/>
-        <a:font script="Deva" typeface="Mangal"/>
-        <a:font script="Telu" typeface="Gautami"/>
-        <a:font script="Taml" typeface="Latha"/>
-        <a:font script="Syrc" typeface="Estrangelo Edessa"/>
-        <a:font script="Orya" typeface="Kalinga"/>
-        <a:font script="Mlym" typeface="Kartika"/>
-        <a:font script="Laoo" typeface="DokChampa"/>
-        <a:font script="Sinh" typeface="Iskoola Pota"/>
-        <a:font script="Mong" typeface="Mongolian Baiti"/>
-        <a:font script="Viet" typeface="Times New Roman"/>
-        <a:font script="Uigh" typeface="Microsoft Uighur"/>
-        <a:font script="Geor" typeface="Sylfaen"/>
       </a:majorFont>
       <a:minorFont>
-        <a:latin typeface="Calibri" panose="020F0502020204030204"/>
+        <a:latin typeface="Calibri" panose="020F0502020204030204" pitchFamily="0" charset="1"/>
         <a:ea typeface=""/>
         <a:cs typeface=""/>
-        <a:font script="Jpan" typeface="游明朝"/>
-        <a:font script="Hang" typeface="맑은 고딕"/>
-        <a:font script="Hans" typeface="等线"/>
-        <a:font script="Hant" typeface="新細明體"/>
-        <a:font script="Arab" typeface="Arial"/>
-        <a:font script="Hebr" typeface="Arial"/>
-        <a:font script="Thai" typeface="Cordia New"/>
-        <a:font script="Ethi" typeface="Nyala"/>
-        <a:font script="Beng" typeface="Vrinda"/>
-        <a:font script="Gujr" typeface="Shruti"/>
-        <a:font script="Khmr" typeface="DaunPenh"/>
-        <a:font script="Knda" typeface="Tunga"/>
-        <a:font script="Guru" typeface="Raavi"/>
-        <a:font script="Cans" typeface="Euphemia"/>
-        <a:font script="Cher" typeface="Plantagenet Cherokee"/>
-        <a:font script="Yiii" typeface="Microsoft Yi Baiti"/>
-        <a:font script="Tibt" typeface="Microsoft Himalaya"/>
-        <a:font script="Thaa" typeface="MV Boli"/>
-        <a:font script="Deva" typeface="Mangal"/>
-        <a:font script="Telu" typeface="Gautami"/>
-        <a:font script="Taml" typeface="Latha"/>
-        <a:font script="Syrc" typeface="Estrangelo Edessa"/>
-        <a:font script="Orya" typeface="Kalinga"/>
-        <a:font script="Mlym" typeface="Kartika"/>
-        <a:font script="Laoo" typeface="DokChampa"/>
-        <a:font script="Sinh" typeface="Iskoola Pota"/>
-        <a:font script="Mong" typeface="Mongolian Baiti"/>
-        <a:font script="Viet" typeface="Arial"/>
-        <a:font script="Uigh" typeface="Microsoft Uighur"/>
-        <a:font script="Geor" typeface="Sylfaen"/>
       </a:minorFont>
     </a:fontScheme>
-    <a:fmtScheme name="Office">
+    <a:fmtScheme>
       <a:fillStyleLst>
         <a:solidFill>
           <a:schemeClr val="phClr"/>
         </a:solidFill>
-        <a:gradFill rotWithShape="1">
+        <a:gradFill>
           <a:gsLst>
             <a:gs pos="0">
               <a:schemeClr val="phClr">
                 <a:lumMod val="110000"/>
-                <a:satMod val="105000"/>
                 <a:tint val="67000"/>
               </a:schemeClr>
             </a:gs>
             <a:gs pos="50000">
               <a:schemeClr val="phClr">
                 <a:lumMod val="105000"/>
-                <a:satMod val="103000"/>
                 <a:tint val="73000"/>
               </a:schemeClr>
             </a:gs>
             <a:gs pos="100000">
               <a:schemeClr val="phClr">
                 <a:lumMod val="105000"/>
-                <a:satMod val="109000"/>
                 <a:tint val="81000"/>
               </a:schemeClr>
             </a:gs>
           </a:gsLst>
           <a:lin ang="5400000" scaled="0"/>
+          <a:tileRect l="0" t="0" r="0" b="0"/>
         </a:gradFill>
-        <a:gradFill rotWithShape="1">
+        <a:gradFill>
           <a:gsLst>
             <a:gs pos="0">
               <a:schemeClr val="phClr">
-                <a:satMod val="103000"/>
                 <a:lumMod val="102000"/>
                 <a:tint val="94000"/>
               </a:schemeClr>
             </a:gs>
             <a:gs pos="50000">
               <a:schemeClr val="phClr">
-                <a:satMod val="110000"/>
                 <a:lumMod val="100000"/>
                 <a:shade val="100000"/>
               </a:schemeClr>
@@ -2099,33 +2201,24 @@
             <a:gs pos="100000">
               <a:schemeClr val="phClr">
                 <a:lumMod val="99000"/>
-                <a:satMod val="120000"/>
                 <a:shade val="78000"/>
               </a:schemeClr>
             </a:gs>
           </a:gsLst>
           <a:lin ang="5400000" scaled="0"/>
+          <a:tileRect l="0" t="0" r="0" b="0"/>
         </a:gradFill>
       </a:fillStyleLst>
       <a:lnStyleLst>
         <a:ln w="6350" cap="flat" cmpd="sng" algn="ctr">
-          <a:solidFill>
-            <a:schemeClr val="phClr"/>
-          </a:solidFill>
           <a:prstDash val="solid"/>
           <a:miter lim="800000"/>
         </a:ln>
         <a:ln w="12700" cap="flat" cmpd="sng" algn="ctr">
-          <a:solidFill>
-            <a:schemeClr val="phClr"/>
-          </a:solidFill>
           <a:prstDash val="solid"/>
           <a:miter lim="800000"/>
         </a:ln>
         <a:ln w="19050" cap="flat" cmpd="sng" algn="ctr">
-          <a:solidFill>
-            <a:schemeClr val="phClr"/>
-          </a:solidFill>
           <a:prstDash val="solid"/>
           <a:miter lim="800000"/>
         </a:ln>
@@ -2138,13 +2231,7 @@
           <a:effectLst/>
         </a:effectStyle>
         <a:effectStyle>
-          <a:effectLst>
-            <a:outerShdw blurRad="57150" dist="19050" dir="5400000" algn="ctr" rotWithShape="0">
-              <a:srgbClr val="000000">
-                <a:alpha val="63000"/>
-              </a:srgbClr>
-            </a:outerShdw>
-          </a:effectLst>
+          <a:effectLst/>
         </a:effectStyle>
       </a:effectStyleLst>
       <a:bgFillStyleLst>
@@ -2154,15 +2241,13 @@
         <a:solidFill>
           <a:schemeClr val="phClr">
             <a:tint val="95000"/>
-            <a:satMod val="170000"/>
           </a:schemeClr>
         </a:solidFill>
-        <a:gradFill rotWithShape="1">
+        <a:gradFill>
           <a:gsLst>
             <a:gs pos="0">
               <a:schemeClr val="phClr">
                 <a:tint val="93000"/>
-                <a:satMod val="150000"/>
                 <a:shade val="98000"/>
                 <a:lumMod val="102000"/>
               </a:schemeClr>
@@ -2170,7 +2255,6 @@
             <a:gs pos="50000">
               <a:schemeClr val="phClr">
                 <a:tint val="98000"/>
-                <a:satMod val="130000"/>
                 <a:shade val="90000"/>
                 <a:lumMod val="103000"/>
               </a:schemeClr>
@@ -2178,21 +2262,14 @@
             <a:gs pos="100000">
               <a:schemeClr val="phClr">
                 <a:shade val="63000"/>
-                <a:satMod val="120000"/>
               </a:schemeClr>
             </a:gs>
           </a:gsLst>
           <a:lin ang="5400000" scaled="0"/>
+          <a:tileRect l="0" t="0" r="0" b="0"/>
         </a:gradFill>
       </a:bgFillStyleLst>
     </a:fmtScheme>
   </a:themeElements>
-  <a:objectDefaults/>
-  <a:extraClrSchemeLst/>
-  <a:extLst>
-    <a:ext uri="{05A4C25C-085E-4340-85A3-A5531E510DB2}">
-      <thm15:themeFamily xmlns:thm15="http://schemas.microsoft.com/office/thememl/2012/main" name="Office Theme" id="{62F939B6-93AF-4DB8-9C6B-D6C7DFDC589F}" vid="{4A3C46E8-61CC-4603-A589-7422A47A8E4A}"/>
-    </a:ext>
-  </a:extLst>
 </a:theme>
 </file>